--- a/lessons/9-4/readiness/practice.docx
+++ b/lessons/9-4/readiness/practice.docx
@@ -101,7 +101,1259 @@
     </w:p>
     <w:p>
       <w:pPr>
-        <w:spacing w:after="120" w:before="0"/>
+        <w:spacing w:after="60" w:before="120"/>
+      </w:pPr>
+      <w:r>
+        <w:rPr>
+          <w:b/>
+          <w:bCs/>
+          <w:color w:val="0F2B3C"/>
+          <w:sz w:val="24"/>
+          <w:szCs w:val="24"/>
+        </w:rPr>
+        <w:t xml:space="preserve">Vocabulary Anchor Box</w:t>
+      </w:r>
+    </w:p>
+    <w:tbl>
+      <w:tblPr>
+        <w:tblW w:type="dxa" w:w="9360"/>
+        <w:tblBorders>
+          <w:top w:val="single" w:color="C7D2DD" w:sz="6"/>
+          <w:left w:val="single" w:color="C7D2DD" w:sz="6"/>
+          <w:bottom w:val="single" w:color="C7D2DD" w:sz="6"/>
+          <w:right w:val="single" w:color="C7D2DD" w:sz="6"/>
+          <w:insideH w:val="single" w:color="C7D2DD" w:sz="6"/>
+          <w:insideV w:val="single" w:color="C7D2DD" w:sz="6"/>
+        </w:tblBorders>
+      </w:tblPr>
+      <w:tblGrid>
+        <w:gridCol w:w="1800"/>
+        <w:gridCol w:w="3160"/>
+        <w:gridCol w:w="2200"/>
+        <w:gridCol w:w="2200"/>
+      </w:tblGrid>
+      <w:tr>
+        <w:trPr>
+          <w:cantSplit/>
+          <w:tblHeader/>
+        </w:trPr>
+        <w:tc>
+          <w:tcPr>
+            <w:tcW w:type="dxa" w:w="1800"/>
+            <w:shd w:fill="EEF4F8" w:color="auto" w:val="clear"/>
+            <w:tcMar>
+              <w:top w:type="dxa" w:w="60"/>
+              <w:left w:type="dxa" w:w="100"/>
+              <w:bottom w:type="dxa" w:w="60"/>
+              <w:right w:type="dxa" w:w="100"/>
+            </w:tcMar>
+          </w:tcPr>
+          <w:p>
+            <w:pPr>
+              <w:spacing w:after="0" w:before="0"/>
+            </w:pPr>
+            <w:r>
+              <w:rPr>
+                <w:b/>
+                <w:bCs/>
+                <w:color w:val="0F2B3C"/>
+                <w:sz w:val="18"/>
+                <w:szCs w:val="18"/>
+              </w:rPr>
+              <w:t xml:space="preserve">Concept Term</w:t>
+            </w:r>
+          </w:p>
+        </w:tc>
+        <w:tc>
+          <w:tcPr>
+            <w:tcW w:type="dxa" w:w="3160"/>
+            <w:shd w:fill="EEF4F8" w:color="auto" w:val="clear"/>
+            <w:tcMar>
+              <w:top w:type="dxa" w:w="60"/>
+              <w:left w:type="dxa" w:w="100"/>
+              <w:bottom w:type="dxa" w:w="60"/>
+              <w:right w:type="dxa" w:w="100"/>
+            </w:tcMar>
+          </w:tcPr>
+          <w:p>
+            <w:pPr>
+              <w:spacing w:after="0" w:before="0"/>
+            </w:pPr>
+            <w:r>
+              <w:rPr>
+                <w:b/>
+                <w:bCs/>
+                <w:color w:val="0F2B3C"/>
+                <w:sz w:val="18"/>
+                <w:szCs w:val="18"/>
+              </w:rPr>
+              <w:t xml:space="preserve">Student-Friendly Definition</w:t>
+            </w:r>
+          </w:p>
+        </w:tc>
+        <w:tc>
+          <w:tcPr>
+            <w:tcW w:type="dxa" w:w="2200"/>
+            <w:shd w:fill="EEF4F8" w:color="auto" w:val="clear"/>
+            <w:tcMar>
+              <w:top w:type="dxa" w:w="60"/>
+              <w:left w:type="dxa" w:w="100"/>
+              <w:bottom w:type="dxa" w:w="60"/>
+              <w:right w:type="dxa" w:w="100"/>
+            </w:tcMar>
+          </w:tcPr>
+          <w:p>
+            <w:pPr>
+              <w:spacing w:after="0" w:before="0"/>
+            </w:pPr>
+            <w:r>
+              <w:rPr>
+                <w:b/>
+                <w:bCs/>
+                <w:color w:val="0F2B3C"/>
+                <w:sz w:val="18"/>
+                <w:szCs w:val="18"/>
+              </w:rPr>
+              <w:t xml:space="preserve">Non-Example</w:t>
+            </w:r>
+          </w:p>
+        </w:tc>
+        <w:tc>
+          <w:tcPr>
+            <w:tcW w:type="dxa" w:w="2200"/>
+            <w:shd w:fill="EEF4F8" w:color="auto" w:val="clear"/>
+            <w:tcMar>
+              <w:top w:type="dxa" w:w="60"/>
+              <w:left w:type="dxa" w:w="100"/>
+              <w:bottom w:type="dxa" w:w="60"/>
+              <w:right w:type="dxa" w:w="100"/>
+            </w:tcMar>
+          </w:tcPr>
+          <w:p>
+            <w:pPr>
+              <w:spacing w:after="0" w:before="0"/>
+            </w:pPr>
+            <w:r>
+              <w:rPr>
+                <w:b/>
+                <w:bCs/>
+                <w:color w:val="0F2B3C"/>
+                <w:sz w:val="18"/>
+                <w:szCs w:val="18"/>
+              </w:rPr>
+              <w:t xml:space="preserve">Visual Clue</w:t>
+            </w:r>
+          </w:p>
+        </w:tc>
+      </w:tr>
+      <w:tr>
+        <w:trPr>
+          <w:cantSplit/>
+        </w:trPr>
+        <w:tc>
+          <w:tcPr>
+            <w:tcW w:type="dxa" w:w="1800"/>
+            <w:tcMar>
+              <w:top w:type="dxa" w:w="60"/>
+              <w:left w:type="dxa" w:w="100"/>
+              <w:bottom w:type="dxa" w:w="60"/>
+              <w:right w:type="dxa" w:w="100"/>
+            </w:tcMar>
+            <w:vAlign w:val="top"/>
+          </w:tcPr>
+          <w:p>
+            <w:pPr>
+              <w:spacing w:after="20" w:before="0"/>
+            </w:pPr>
+            <w:r>
+              <w:rPr>
+                <w:b/>
+                <w:bCs/>
+                <w:color w:val="0F2B3C"/>
+                <w:sz w:val="20"/>
+                <w:szCs w:val="20"/>
+              </w:rPr>
+              <w:t xml:space="preserve">solution</w:t>
+            </w:r>
+          </w:p>
+          <w:p>
+            <w:pPr>
+              <w:spacing w:after="0" w:before="0"/>
+            </w:pPr>
+            <w:r>
+              <w:rPr>
+                <w:i/>
+                <w:iCs/>
+                <w:color w:val="5E6E7E"/>
+                <w:sz w:val="18"/>
+                <w:szCs w:val="18"/>
+              </w:rPr>
+              <w:t xml:space="preserve">solución</w:t>
+            </w:r>
+          </w:p>
+        </w:tc>
+        <w:tc>
+          <w:tcPr>
+            <w:tcW w:type="dxa" w:w="3160"/>
+            <w:tcMar>
+              <w:top w:type="dxa" w:w="60"/>
+              <w:left w:type="dxa" w:w="100"/>
+              <w:bottom w:type="dxa" w:w="60"/>
+              <w:right w:type="dxa" w:w="100"/>
+            </w:tcMar>
+            <w:vAlign w:val="top"/>
+          </w:tcPr>
+          <w:p>
+            <w:pPr>
+              <w:spacing w:after="0" w:before="0"/>
+            </w:pPr>
+            <w:r>
+              <w:rPr>
+                <w:sz w:val="19"/>
+                <w:szCs w:val="19"/>
+              </w:rPr>
+              <w:t xml:space="preserve">A value of the variable that makes an equation true.</w:t>
+            </w:r>
+          </w:p>
+        </w:tc>
+        <w:tc>
+          <w:tcPr>
+            <w:tcW w:type="dxa" w:w="2200"/>
+            <w:tcMar>
+              <w:top w:type="dxa" w:w="60"/>
+              <w:left w:type="dxa" w:w="100"/>
+              <w:bottom w:type="dxa" w:w="60"/>
+              <w:right w:type="dxa" w:w="100"/>
+            </w:tcMar>
+            <w:vAlign w:val="top"/>
+          </w:tcPr>
+          <w:p>
+            <w:pPr>
+              <w:spacing w:after="30" w:before="0"/>
+            </w:pPr>
+            <w:r>
+              <w:rPr>
+                <w:i/>
+                <w:iCs/>
+                <w:color w:val="5E6E7E"/>
+                <w:sz w:val="18"/>
+                <w:szCs w:val="18"/>
+              </w:rPr>
+              <w:t xml:space="preserve">Not solution: write a counter-example that does not fit the rule.</w:t>
+            </w:r>
+          </w:p>
+          <w:p>
+            <w:pPr>
+              <w:spacing w:after="50" w:before="0"/>
+            </w:pPr>
+            <w:r>
+              <w:rPr>
+                <w:color w:val="BBBBBB"/>
+                <w:sz w:val="18"/>
+                <w:szCs w:val="18"/>
+              </w:rPr>
+              <w:t xml:space="preserve">____________________________</w:t>
+            </w:r>
+          </w:p>
+        </w:tc>
+        <w:tc>
+          <w:tcPr>
+            <w:tcW w:type="dxa" w:w="2200"/>
+            <w:tcMar>
+              <w:top w:type="dxa" w:w="60"/>
+              <w:left w:type="dxa" w:w="100"/>
+              <w:bottom w:type="dxa" w:w="60"/>
+              <w:right w:type="dxa" w:w="100"/>
+            </w:tcMar>
+            <w:vAlign w:val="top"/>
+          </w:tcPr>
+          <w:p>
+            <w:pPr>
+              <w:spacing w:after="0" w:before="0"/>
+            </w:pPr>
+            <w:r>
+              <w:rPr>
+                <w:i/>
+                <w:iCs/>
+                <w:color w:val="5E6E7E"/>
+                <w:sz w:val="18"/>
+                <w:szCs w:val="18"/>
+              </w:rPr>
+              <w:t xml:space="preserve">h = 8 makes 2.5h = 20 true, so 8 is the solution.</w:t>
+            </w:r>
+          </w:p>
+        </w:tc>
+      </w:tr>
+      <w:tr>
+        <w:trPr>
+          <w:cantSplit/>
+        </w:trPr>
+        <w:tc>
+          <w:tcPr>
+            <w:tcW w:type="dxa" w:w="1800"/>
+            <w:tcMar>
+              <w:top w:type="dxa" w:w="60"/>
+              <w:left w:type="dxa" w:w="100"/>
+              <w:bottom w:type="dxa" w:w="60"/>
+              <w:right w:type="dxa" w:w="100"/>
+            </w:tcMar>
+            <w:vAlign w:val="top"/>
+          </w:tcPr>
+          <w:p>
+            <w:pPr>
+              <w:spacing w:after="20" w:before="0"/>
+            </w:pPr>
+            <w:r>
+              <w:rPr>
+                <w:b/>
+                <w:bCs/>
+                <w:color w:val="0F2B3C"/>
+                <w:sz w:val="20"/>
+                <w:szCs w:val="20"/>
+              </w:rPr>
+              <w:t xml:space="preserve">substitute</w:t>
+            </w:r>
+          </w:p>
+          <w:p>
+            <w:pPr>
+              <w:spacing w:after="0" w:before="0"/>
+            </w:pPr>
+            <w:r>
+              <w:rPr>
+                <w:i/>
+                <w:iCs/>
+                <w:color w:val="5E6E7E"/>
+                <w:sz w:val="18"/>
+                <w:szCs w:val="18"/>
+              </w:rPr>
+              <w:t xml:space="preserve">sustituir</w:t>
+            </w:r>
+          </w:p>
+        </w:tc>
+        <w:tc>
+          <w:tcPr>
+            <w:tcW w:type="dxa" w:w="3160"/>
+            <w:tcMar>
+              <w:top w:type="dxa" w:w="60"/>
+              <w:left w:type="dxa" w:w="100"/>
+              <w:bottom w:type="dxa" w:w="60"/>
+              <w:right w:type="dxa" w:w="100"/>
+            </w:tcMar>
+            <w:vAlign w:val="top"/>
+          </w:tcPr>
+          <w:p>
+            <w:pPr>
+              <w:spacing w:after="0" w:before="0"/>
+            </w:pPr>
+            <w:r>
+              <w:rPr>
+                <w:sz w:val="19"/>
+                <w:szCs w:val="19"/>
+              </w:rPr>
+              <w:t xml:space="preserve">To replace a variable with a number so you can compute.</w:t>
+            </w:r>
+          </w:p>
+        </w:tc>
+        <w:tc>
+          <w:tcPr>
+            <w:tcW w:type="dxa" w:w="2200"/>
+            <w:tcMar>
+              <w:top w:type="dxa" w:w="60"/>
+              <w:left w:type="dxa" w:w="100"/>
+              <w:bottom w:type="dxa" w:w="60"/>
+              <w:right w:type="dxa" w:w="100"/>
+            </w:tcMar>
+            <w:vAlign w:val="top"/>
+          </w:tcPr>
+          <w:p>
+            <w:pPr>
+              <w:spacing w:after="30" w:before="0"/>
+            </w:pPr>
+            <w:r>
+              <w:rPr>
+                <w:i/>
+                <w:iCs/>
+                <w:color w:val="5E6E7E"/>
+                <w:sz w:val="18"/>
+                <w:szCs w:val="18"/>
+              </w:rPr>
+              <w:t xml:space="preserve">Not substitute: write a counter-example that does not fit the rule.</w:t>
+            </w:r>
+          </w:p>
+          <w:p>
+            <w:pPr>
+              <w:spacing w:after="50" w:before="0"/>
+            </w:pPr>
+            <w:r>
+              <w:rPr>
+                <w:color w:val="BBBBBB"/>
+                <w:sz w:val="18"/>
+                <w:szCs w:val="18"/>
+              </w:rPr>
+              <w:t xml:space="preserve">____________________________</w:t>
+            </w:r>
+          </w:p>
+        </w:tc>
+        <w:tc>
+          <w:tcPr>
+            <w:tcW w:type="dxa" w:w="2200"/>
+            <w:tcMar>
+              <w:top w:type="dxa" w:w="60"/>
+              <w:left w:type="dxa" w:w="100"/>
+              <w:bottom w:type="dxa" w:w="60"/>
+              <w:right w:type="dxa" w:w="100"/>
+            </w:tcMar>
+            <w:vAlign w:val="top"/>
+          </w:tcPr>
+          <w:p>
+            <w:pPr>
+              <w:spacing w:after="0" w:before="0"/>
+            </w:pPr>
+            <w:r>
+              <w:rPr>
+                <w:i/>
+                <w:iCs/>
+                <w:color w:val="5E6E7E"/>
+                <w:sz w:val="18"/>
+                <w:szCs w:val="18"/>
+              </w:rPr>
+              <w:t xml:space="preserve">c = 15h with h = 5 becomes c = 15 × 5 = 75.</w:t>
+            </w:r>
+          </w:p>
+        </w:tc>
+      </w:tr>
+      <w:tr>
+        <w:trPr>
+          <w:cantSplit/>
+        </w:trPr>
+        <w:tc>
+          <w:tcPr>
+            <w:tcW w:type="dxa" w:w="1800"/>
+            <w:tcMar>
+              <w:top w:type="dxa" w:w="60"/>
+              <w:left w:type="dxa" w:w="100"/>
+              <w:bottom w:type="dxa" w:w="60"/>
+              <w:right w:type="dxa" w:w="100"/>
+            </w:tcMar>
+            <w:vAlign w:val="top"/>
+          </w:tcPr>
+          <w:p>
+            <w:pPr>
+              <w:spacing w:after="20" w:before="0"/>
+            </w:pPr>
+            <w:r>
+              <w:rPr>
+                <w:b/>
+                <w:bCs/>
+                <w:color w:val="0F2B3C"/>
+                <w:sz w:val="20"/>
+                <w:szCs w:val="20"/>
+              </w:rPr>
+              <w:t xml:space="preserve">at least</w:t>
+            </w:r>
+          </w:p>
+          <w:p>
+            <w:pPr>
+              <w:spacing w:after="0" w:before="0"/>
+            </w:pPr>
+            <w:r>
+              <w:rPr>
+                <w:i/>
+                <w:iCs/>
+                <w:color w:val="5E6E7E"/>
+                <w:sz w:val="18"/>
+                <w:szCs w:val="18"/>
+              </w:rPr>
+              <w:t xml:space="preserve">al menos</w:t>
+            </w:r>
+          </w:p>
+        </w:tc>
+        <w:tc>
+          <w:tcPr>
+            <w:tcW w:type="dxa" w:w="3160"/>
+            <w:tcMar>
+              <w:top w:type="dxa" w:w="60"/>
+              <w:left w:type="dxa" w:w="100"/>
+              <w:bottom w:type="dxa" w:w="60"/>
+              <w:right w:type="dxa" w:w="100"/>
+            </w:tcMar>
+            <w:vAlign w:val="top"/>
+          </w:tcPr>
+          <w:p>
+            <w:pPr>
+              <w:spacing w:after="0" w:before="0"/>
+            </w:pPr>
+            <w:r>
+              <w:rPr>
+                <w:sz w:val="19"/>
+                <w:szCs w:val="19"/>
+              </w:rPr>
+              <w:t xml:space="preserve">That amount or more — the smallest amount that still works.</w:t>
+            </w:r>
+          </w:p>
+        </w:tc>
+        <w:tc>
+          <w:tcPr>
+            <w:tcW w:type="dxa" w:w="2200"/>
+            <w:tcMar>
+              <w:top w:type="dxa" w:w="60"/>
+              <w:left w:type="dxa" w:w="100"/>
+              <w:bottom w:type="dxa" w:w="60"/>
+              <w:right w:type="dxa" w:w="100"/>
+            </w:tcMar>
+            <w:vAlign w:val="top"/>
+          </w:tcPr>
+          <w:p>
+            <w:pPr>
+              <w:spacing w:after="30" w:before="0"/>
+            </w:pPr>
+            <w:r>
+              <w:rPr>
+                <w:i/>
+                <w:iCs/>
+                <w:color w:val="5E6E7E"/>
+                <w:sz w:val="18"/>
+                <w:szCs w:val="18"/>
+              </w:rPr>
+              <w:t xml:space="preserve">Not at least: write a counter-example that does not fit the rule.</w:t>
+            </w:r>
+          </w:p>
+          <w:p>
+            <w:pPr>
+              <w:spacing w:after="50" w:before="0"/>
+            </w:pPr>
+            <w:r>
+              <w:rPr>
+                <w:color w:val="BBBBBB"/>
+                <w:sz w:val="18"/>
+                <w:szCs w:val="18"/>
+              </w:rPr>
+              <w:t xml:space="preserve">____________________________</w:t>
+            </w:r>
+          </w:p>
+        </w:tc>
+        <w:tc>
+          <w:tcPr>
+            <w:tcW w:type="dxa" w:w="2200"/>
+            <w:tcMar>
+              <w:top w:type="dxa" w:w="60"/>
+              <w:left w:type="dxa" w:w="100"/>
+              <w:bottom w:type="dxa" w:w="60"/>
+              <w:right w:type="dxa" w:w="100"/>
+            </w:tcMar>
+            <w:vAlign w:val="top"/>
+          </w:tcPr>
+          <w:p>
+            <w:pPr>
+              <w:spacing w:after="0" w:before="0"/>
+            </w:pPr>
+            <w:r>
+              <w:rPr>
+                <w:i/>
+                <w:iCs/>
+                <w:color w:val="5E6E7E"/>
+                <w:sz w:val="18"/>
+                <w:szCs w:val="18"/>
+              </w:rPr>
+              <w:t xml:space="preserve">“At least $500” means $500 counts, and so does anything more.</w:t>
+            </w:r>
+          </w:p>
+        </w:tc>
+      </w:tr>
+      <w:tr>
+        <w:trPr>
+          <w:cantSplit/>
+        </w:trPr>
+        <w:tc>
+          <w:tcPr>
+            <w:tcW w:type="dxa" w:w="1800"/>
+            <w:tcMar>
+              <w:top w:type="dxa" w:w="60"/>
+              <w:left w:type="dxa" w:w="100"/>
+              <w:bottom w:type="dxa" w:w="60"/>
+              <w:right w:type="dxa" w:w="100"/>
+            </w:tcMar>
+            <w:vAlign w:val="top"/>
+          </w:tcPr>
+          <w:p>
+            <w:pPr>
+              <w:spacing w:after="20" w:before="0"/>
+            </w:pPr>
+            <w:r>
+              <w:rPr>
+                <w:b/>
+                <w:bCs/>
+                <w:color w:val="0F2B3C"/>
+                <w:sz w:val="20"/>
+                <w:szCs w:val="20"/>
+              </w:rPr>
+              <w:t xml:space="preserve">predict</w:t>
+            </w:r>
+          </w:p>
+          <w:p>
+            <w:pPr>
+              <w:spacing w:after="0" w:before="0"/>
+            </w:pPr>
+            <w:r>
+              <w:rPr>
+                <w:i/>
+                <w:iCs/>
+                <w:color w:val="5E6E7E"/>
+                <w:sz w:val="18"/>
+                <w:szCs w:val="18"/>
+              </w:rPr>
+              <w:t xml:space="preserve">predecir</w:t>
+            </w:r>
+          </w:p>
+        </w:tc>
+        <w:tc>
+          <w:tcPr>
+            <w:tcW w:type="dxa" w:w="3160"/>
+            <w:tcMar>
+              <w:top w:type="dxa" w:w="60"/>
+              <w:left w:type="dxa" w:w="100"/>
+              <w:bottom w:type="dxa" w:w="60"/>
+              <w:right w:type="dxa" w:w="100"/>
+            </w:tcMar>
+            <w:vAlign w:val="top"/>
+          </w:tcPr>
+          <w:p>
+            <w:pPr>
+              <w:spacing w:after="0" w:before="0"/>
+            </w:pPr>
+            <w:r>
+              <w:rPr>
+                <w:sz w:val="19"/>
+                <w:szCs w:val="19"/>
+              </w:rPr>
+              <w:t xml:space="preserve">To make a reasonable guess about a future amount using information you already have.</w:t>
+            </w:r>
+          </w:p>
+        </w:tc>
+        <w:tc>
+          <w:tcPr>
+            <w:tcW w:type="dxa" w:w="2200"/>
+            <w:tcMar>
+              <w:top w:type="dxa" w:w="60"/>
+              <w:left w:type="dxa" w:w="100"/>
+              <w:bottom w:type="dxa" w:w="60"/>
+              <w:right w:type="dxa" w:w="100"/>
+            </w:tcMar>
+            <w:vAlign w:val="top"/>
+          </w:tcPr>
+          <w:p>
+            <w:pPr>
+              <w:spacing w:after="30" w:before="0"/>
+            </w:pPr>
+            <w:r>
+              <w:rPr>
+                <w:i/>
+                <w:iCs/>
+                <w:color w:val="5E6E7E"/>
+                <w:sz w:val="18"/>
+                <w:szCs w:val="18"/>
+              </w:rPr>
+              <w:t xml:space="preserve">Not predict: write a counter-example that does not fit the rule.</w:t>
+            </w:r>
+          </w:p>
+          <w:p>
+            <w:pPr>
+              <w:spacing w:after="50" w:before="0"/>
+            </w:pPr>
+            <w:r>
+              <w:rPr>
+                <w:color w:val="BBBBBB"/>
+                <w:sz w:val="18"/>
+                <w:szCs w:val="18"/>
+              </w:rPr>
+              <w:t xml:space="preserve">____________________________</w:t>
+            </w:r>
+          </w:p>
+        </w:tc>
+        <w:tc>
+          <w:tcPr>
+            <w:tcW w:type="dxa" w:w="2200"/>
+            <w:tcMar>
+              <w:top w:type="dxa" w:w="60"/>
+              <w:left w:type="dxa" w:w="100"/>
+              <w:bottom w:type="dxa" w:w="60"/>
+              <w:right w:type="dxa" w:w="100"/>
+            </w:tcMar>
+            <w:vAlign w:val="top"/>
+          </w:tcPr>
+          <w:p>
+            <w:pPr>
+              <w:spacing w:after="0" w:before="0"/>
+            </w:pPr>
+            <w:r>
+              <w:rPr>
+                <w:i/>
+                <w:iCs/>
+                <w:color w:val="5E6E7E"/>
+                <w:sz w:val="18"/>
+                <w:szCs w:val="18"/>
+              </w:rPr>
+              <w:t xml:space="preserve">We measured up to 5 minutes → 6,000 feet. Reach PAST what was measured: 6 minutes should be about 7,200.</w:t>
+            </w:r>
+          </w:p>
+        </w:tc>
+      </w:tr>
+      <w:tr>
+        <w:trPr>
+          <w:cantSplit/>
+        </w:trPr>
+        <w:tc>
+          <w:tcPr>
+            <w:tcW w:type="dxa" w:w="1800"/>
+            <w:tcMar>
+              <w:top w:type="dxa" w:w="60"/>
+              <w:left w:type="dxa" w:w="100"/>
+              <w:bottom w:type="dxa" w:w="60"/>
+              <w:right w:type="dxa" w:w="100"/>
+            </w:tcMar>
+            <w:vAlign w:val="top"/>
+          </w:tcPr>
+          <w:p>
+            <w:pPr>
+              <w:spacing w:after="20" w:before="0"/>
+            </w:pPr>
+            <w:r>
+              <w:rPr>
+                <w:b/>
+                <w:bCs/>
+                <w:color w:val="0F2B3C"/>
+                <w:sz w:val="20"/>
+                <w:szCs w:val="20"/>
+              </w:rPr>
+              <w:t xml:space="preserve">justify</w:t>
+            </w:r>
+          </w:p>
+          <w:p>
+            <w:pPr>
+              <w:spacing w:after="0" w:before="0"/>
+            </w:pPr>
+            <w:r>
+              <w:rPr>
+                <w:i/>
+                <w:iCs/>
+                <w:color w:val="5E6E7E"/>
+                <w:sz w:val="18"/>
+                <w:szCs w:val="18"/>
+              </w:rPr>
+              <w:t xml:space="preserve">justificar</w:t>
+            </w:r>
+          </w:p>
+        </w:tc>
+        <w:tc>
+          <w:tcPr>
+            <w:tcW w:type="dxa" w:w="3160"/>
+            <w:tcMar>
+              <w:top w:type="dxa" w:w="60"/>
+              <w:left w:type="dxa" w:w="100"/>
+              <w:bottom w:type="dxa" w:w="60"/>
+              <w:right w:type="dxa" w:w="100"/>
+            </w:tcMar>
+            <w:vAlign w:val="top"/>
+          </w:tcPr>
+          <w:p>
+            <w:pPr>
+              <w:spacing w:after="0" w:before="0"/>
+            </w:pPr>
+            <w:r>
+              <w:rPr>
+                <w:sz w:val="19"/>
+                <w:szCs w:val="19"/>
+              </w:rPr>
+              <w:t xml:space="preserve">To explain WHY an answer or recommendation makes sense, using the mathematics.</w:t>
+            </w:r>
+          </w:p>
+        </w:tc>
+        <w:tc>
+          <w:tcPr>
+            <w:tcW w:type="dxa" w:w="2200"/>
+            <w:tcMar>
+              <w:top w:type="dxa" w:w="60"/>
+              <w:left w:type="dxa" w:w="100"/>
+              <w:bottom w:type="dxa" w:w="60"/>
+              <w:right w:type="dxa" w:w="100"/>
+            </w:tcMar>
+            <w:vAlign w:val="top"/>
+          </w:tcPr>
+          <w:p>
+            <w:pPr>
+              <w:spacing w:after="30" w:before="0"/>
+            </w:pPr>
+            <w:r>
+              <w:rPr>
+                <w:i/>
+                <w:iCs/>
+                <w:color w:val="5E6E7E"/>
+                <w:sz w:val="18"/>
+                <w:szCs w:val="18"/>
+              </w:rPr>
+              <w:t xml:space="preserve">Not justify: write a counter-example that does not fit the rule.</w:t>
+            </w:r>
+          </w:p>
+          <w:p>
+            <w:pPr>
+              <w:spacing w:after="50" w:before="0"/>
+            </w:pPr>
+            <w:r>
+              <w:rPr>
+                <w:color w:val="BBBBBB"/>
+                <w:sz w:val="18"/>
+                <w:szCs w:val="18"/>
+              </w:rPr>
+              <w:t xml:space="preserve">____________________________</w:t>
+            </w:r>
+          </w:p>
+        </w:tc>
+        <w:tc>
+          <w:tcPr>
+            <w:tcW w:type="dxa" w:w="2200"/>
+            <w:tcMar>
+              <w:top w:type="dxa" w:w="60"/>
+              <w:left w:type="dxa" w:w="100"/>
+              <w:bottom w:type="dxa" w:w="60"/>
+              <w:right w:type="dxa" w:w="100"/>
+            </w:tcMar>
+            <w:vAlign w:val="top"/>
+          </w:tcPr>
+          <w:p>
+            <w:pPr>
+              <w:spacing w:after="0" w:before="0"/>
+            </w:pPr>
+            <w:r>
+              <w:rPr>
+                <w:i/>
+                <w:iCs/>
+                <w:color w:val="5E6E7E"/>
+                <w:sz w:val="18"/>
+                <w:szCs w:val="18"/>
+              </w:rPr>
+              <w:t xml:space="preserve">“35 cars at $14.30 raises $500.50, which clears the $500 goal.”</w:t>
+            </w:r>
+          </w:p>
+        </w:tc>
+      </w:tr>
+      <w:tr>
+        <w:trPr>
+          <w:cantSplit/>
+        </w:trPr>
+        <w:tc>
+          <w:tcPr>
+            <w:tcW w:type="dxa" w:w="1800"/>
+            <w:tcMar>
+              <w:top w:type="dxa" w:w="60"/>
+              <w:left w:type="dxa" w:w="100"/>
+              <w:bottom w:type="dxa" w:w="60"/>
+              <w:right w:type="dxa" w:w="100"/>
+            </w:tcMar>
+            <w:vAlign w:val="top"/>
+          </w:tcPr>
+          <w:p>
+            <w:pPr>
+              <w:spacing w:after="20" w:before="0"/>
+            </w:pPr>
+            <w:r>
+              <w:rPr>
+                <w:b/>
+                <w:bCs/>
+                <w:color w:val="0F2B3C"/>
+                <w:sz w:val="20"/>
+                <w:szCs w:val="20"/>
+              </w:rPr>
+              <w:t xml:space="preserve">Equation</w:t>
+            </w:r>
+          </w:p>
+          <w:p>
+            <w:pPr>
+              <w:spacing w:after="0" w:before="0"/>
+            </w:pPr>
+            <w:r>
+              <w:rPr>
+                <w:i/>
+                <w:iCs/>
+                <w:color w:val="5E6E7E"/>
+                <w:sz w:val="18"/>
+                <w:szCs w:val="18"/>
+              </w:rPr>
+              <w:t xml:space="preserve">Ecuación</w:t>
+            </w:r>
+          </w:p>
+        </w:tc>
+        <w:tc>
+          <w:tcPr>
+            <w:tcW w:type="dxa" w:w="3160"/>
+            <w:tcMar>
+              <w:top w:type="dxa" w:w="60"/>
+              <w:left w:type="dxa" w:w="100"/>
+              <w:bottom w:type="dxa" w:w="60"/>
+              <w:right w:type="dxa" w:w="100"/>
+            </w:tcMar>
+            <w:vAlign w:val="top"/>
+          </w:tcPr>
+          <w:p>
+            <w:pPr>
+              <w:spacing w:after="0" w:before="0"/>
+            </w:pPr>
+            <w:r>
+              <w:rPr>
+                <w:sz w:val="19"/>
+                <w:szCs w:val="19"/>
+              </w:rPr>
+              <w:t xml:space="preserve">A math sentence with an equals sign showing two amounts are the same.</w:t>
+            </w:r>
+          </w:p>
+        </w:tc>
+        <w:tc>
+          <w:tcPr>
+            <w:tcW w:type="dxa" w:w="2200"/>
+            <w:tcMar>
+              <w:top w:type="dxa" w:w="60"/>
+              <w:left w:type="dxa" w:w="100"/>
+              <w:bottom w:type="dxa" w:w="60"/>
+              <w:right w:type="dxa" w:w="100"/>
+            </w:tcMar>
+            <w:vAlign w:val="top"/>
+          </w:tcPr>
+          <w:p>
+            <w:pPr>
+              <w:spacing w:after="30" w:before="0"/>
+            </w:pPr>
+            <w:r>
+              <w:rPr>
+                <w:i/>
+                <w:iCs/>
+                <w:color w:val="5E6E7E"/>
+                <w:sz w:val="18"/>
+                <w:szCs w:val="18"/>
+              </w:rPr>
+              <w:t xml:space="preserve">Not Equation: write a counter-example that does not fit the rule.</w:t>
+            </w:r>
+          </w:p>
+          <w:p>
+            <w:pPr>
+              <w:spacing w:after="50" w:before="0"/>
+            </w:pPr>
+            <w:r>
+              <w:rPr>
+                <w:color w:val="BBBBBB"/>
+                <w:sz w:val="18"/>
+                <w:szCs w:val="18"/>
+              </w:rPr>
+              <w:t xml:space="preserve">____________________________</w:t>
+            </w:r>
+          </w:p>
+        </w:tc>
+        <w:tc>
+          <w:tcPr>
+            <w:tcW w:type="dxa" w:w="2200"/>
+            <w:tcMar>
+              <w:top w:type="dxa" w:w="60"/>
+              <w:left w:type="dxa" w:w="100"/>
+              <w:bottom w:type="dxa" w:w="60"/>
+              <w:right w:type="dxa" w:w="100"/>
+            </w:tcMar>
+            <w:vAlign w:val="top"/>
+          </w:tcPr>
+          <w:p>
+            <w:pPr>
+              <w:spacing w:after="0" w:before="0"/>
+            </w:pPr>
+            <w:r>
+              <w:rPr>
+                <w:i/>
+                <w:iCs/>
+                <w:color w:val="5E6E7E"/>
+                <w:sz w:val="18"/>
+                <w:szCs w:val="18"/>
+              </w:rPr>
+              <w:t xml:space="preserve">c = 24.95m means the total cost equals $24.95 times the number of months.</w:t>
+            </w:r>
+          </w:p>
+        </w:tc>
+      </w:tr>
+      <w:tr>
+        <w:trPr>
+          <w:cantSplit/>
+        </w:trPr>
+        <w:tc>
+          <w:tcPr>
+            <w:tcW w:type="dxa" w:w="1800"/>
+            <w:tcMar>
+              <w:top w:type="dxa" w:w="60"/>
+              <w:left w:type="dxa" w:w="100"/>
+              <w:bottom w:type="dxa" w:w="60"/>
+              <w:right w:type="dxa" w:w="100"/>
+            </w:tcMar>
+            <w:vAlign w:val="top"/>
+          </w:tcPr>
+          <w:p>
+            <w:pPr>
+              <w:spacing w:after="20" w:before="0"/>
+            </w:pPr>
+            <w:r>
+              <w:rPr>
+                <w:b/>
+                <w:bCs/>
+                <w:color w:val="0F2B3C"/>
+                <w:sz w:val="20"/>
+                <w:szCs w:val="20"/>
+              </w:rPr>
+              <w:t xml:space="preserve">Inverse operation</w:t>
+            </w:r>
+          </w:p>
+          <w:p>
+            <w:pPr>
+              <w:spacing w:after="0" w:before="0"/>
+            </w:pPr>
+            <w:r>
+              <w:rPr>
+                <w:i/>
+                <w:iCs/>
+                <w:color w:val="5E6E7E"/>
+                <w:sz w:val="18"/>
+                <w:szCs w:val="18"/>
+              </w:rPr>
+              <w:t xml:space="preserve">Operación inversa</w:t>
+            </w:r>
+          </w:p>
+        </w:tc>
+        <w:tc>
+          <w:tcPr>
+            <w:tcW w:type="dxa" w:w="3160"/>
+            <w:tcMar>
+              <w:top w:type="dxa" w:w="60"/>
+              <w:left w:type="dxa" w:w="100"/>
+              <w:bottom w:type="dxa" w:w="60"/>
+              <w:right w:type="dxa" w:w="100"/>
+            </w:tcMar>
+            <w:vAlign w:val="top"/>
+          </w:tcPr>
+          <w:p>
+            <w:pPr>
+              <w:spacing w:after="0" w:before="0"/>
+            </w:pPr>
+            <w:r>
+              <w:rPr>
+                <w:sz w:val="19"/>
+                <w:szCs w:val="19"/>
+              </w:rPr>
+              <w:t xml:space="preserve">The operation that undoes another one.</w:t>
+            </w:r>
+          </w:p>
+        </w:tc>
+        <w:tc>
+          <w:tcPr>
+            <w:tcW w:type="dxa" w:w="2200"/>
+            <w:tcMar>
+              <w:top w:type="dxa" w:w="60"/>
+              <w:left w:type="dxa" w:w="100"/>
+              <w:bottom w:type="dxa" w:w="60"/>
+              <w:right w:type="dxa" w:w="100"/>
+            </w:tcMar>
+            <w:vAlign w:val="top"/>
+          </w:tcPr>
+          <w:p>
+            <w:pPr>
+              <w:spacing w:after="30" w:before="0"/>
+            </w:pPr>
+            <w:r>
+              <w:rPr>
+                <w:i/>
+                <w:iCs/>
+                <w:color w:val="5E6E7E"/>
+                <w:sz w:val="18"/>
+                <w:szCs w:val="18"/>
+              </w:rPr>
+              <w:t xml:space="preserve">Not Inverse operation: write a counter-example that does not fit the rule.</w:t>
+            </w:r>
+          </w:p>
+          <w:p>
+            <w:pPr>
+              <w:spacing w:after="50" w:before="0"/>
+            </w:pPr>
+            <w:r>
+              <w:rPr>
+                <w:color w:val="BBBBBB"/>
+                <w:sz w:val="18"/>
+                <w:szCs w:val="18"/>
+              </w:rPr>
+              <w:t xml:space="preserve">____________________________</w:t>
+            </w:r>
+          </w:p>
+        </w:tc>
+        <w:tc>
+          <w:tcPr>
+            <w:tcW w:type="dxa" w:w="2200"/>
+            <w:tcMar>
+              <w:top w:type="dxa" w:w="60"/>
+              <w:left w:type="dxa" w:w="100"/>
+              <w:bottom w:type="dxa" w:w="60"/>
+              <w:right w:type="dxa" w:w="100"/>
+            </w:tcMar>
+            <w:vAlign w:val="top"/>
+          </w:tcPr>
+          <w:p>
+            <w:pPr>
+              <w:spacing w:after="0" w:before="0"/>
+            </w:pPr>
+            <w:r>
+              <w:rPr>
+                <w:i/>
+                <w:iCs/>
+                <w:color w:val="5E6E7E"/>
+                <w:sz w:val="18"/>
+                <w:szCs w:val="18"/>
+              </w:rPr>
+              <w:t xml:space="preserve">Dividing undoes multiplying.</w:t>
+            </w:r>
+          </w:p>
+        </w:tc>
+      </w:tr>
+      <w:tr>
+        <w:trPr>
+          <w:cantSplit/>
+        </w:trPr>
+        <w:tc>
+          <w:tcPr>
+            <w:tcW w:type="dxa" w:w="1800"/>
+            <w:tcMar>
+              <w:top w:type="dxa" w:w="60"/>
+              <w:left w:type="dxa" w:w="100"/>
+              <w:bottom w:type="dxa" w:w="60"/>
+              <w:right w:type="dxa" w:w="100"/>
+            </w:tcMar>
+            <w:vAlign w:val="top"/>
+          </w:tcPr>
+          <w:p>
+            <w:pPr>
+              <w:spacing w:after="20" w:before="0"/>
+            </w:pPr>
+            <w:r>
+              <w:rPr>
+                <w:b/>
+                <w:bCs/>
+                <w:color w:val="0F2B3C"/>
+                <w:sz w:val="20"/>
+                <w:szCs w:val="20"/>
+              </w:rPr>
+              <w:t xml:space="preserve">Work backward</w:t>
+            </w:r>
+          </w:p>
+          <w:p>
+            <w:pPr>
+              <w:spacing w:after="0" w:before="0"/>
+            </w:pPr>
+            <w:r>
+              <w:rPr>
+                <w:i/>
+                <w:iCs/>
+                <w:color w:val="5E6E7E"/>
+                <w:sz w:val="18"/>
+                <w:szCs w:val="18"/>
+              </w:rPr>
+              <w:t xml:space="preserve">Trabajar hacia atrás</w:t>
+            </w:r>
+          </w:p>
+        </w:tc>
+        <w:tc>
+          <w:tcPr>
+            <w:tcW w:type="dxa" w:w="3160"/>
+            <w:tcMar>
+              <w:top w:type="dxa" w:w="60"/>
+              <w:left w:type="dxa" w:w="100"/>
+              <w:bottom w:type="dxa" w:w="60"/>
+              <w:right w:type="dxa" w:w="100"/>
+            </w:tcMar>
+            <w:vAlign w:val="top"/>
+          </w:tcPr>
+          <w:p>
+            <w:pPr>
+              <w:spacing w:after="0" w:before="0"/>
+            </w:pPr>
+            <w:r>
+              <w:rPr>
+                <w:sz w:val="19"/>
+                <w:szCs w:val="19"/>
+              </w:rPr>
+              <w:t xml:space="preserve">Start from the output and undo each step to find the input.</w:t>
+            </w:r>
+          </w:p>
+        </w:tc>
+        <w:tc>
+          <w:tcPr>
+            <w:tcW w:type="dxa" w:w="2200"/>
+            <w:tcMar>
+              <w:top w:type="dxa" w:w="60"/>
+              <w:left w:type="dxa" w:w="100"/>
+              <w:bottom w:type="dxa" w:w="60"/>
+              <w:right w:type="dxa" w:w="100"/>
+            </w:tcMar>
+            <w:vAlign w:val="top"/>
+          </w:tcPr>
+          <w:p>
+            <w:pPr>
+              <w:spacing w:after="30" w:before="0"/>
+            </w:pPr>
+            <w:r>
+              <w:rPr>
+                <w:i/>
+                <w:iCs/>
+                <w:color w:val="5E6E7E"/>
+                <w:sz w:val="18"/>
+                <w:szCs w:val="18"/>
+              </w:rPr>
+              <w:t xml:space="preserve">Not Work backward: write a counter-example that does not fit the rule.</w:t>
+            </w:r>
+          </w:p>
+          <w:p>
+            <w:pPr>
+              <w:spacing w:after="50" w:before="0"/>
+            </w:pPr>
+            <w:r>
+              <w:rPr>
+                <w:color w:val="BBBBBB"/>
+                <w:sz w:val="18"/>
+                <w:szCs w:val="18"/>
+              </w:rPr>
+              <w:t xml:space="preserve">____________________________</w:t>
+            </w:r>
+          </w:p>
+        </w:tc>
+        <w:tc>
+          <w:tcPr>
+            <w:tcW w:type="dxa" w:w="2200"/>
+            <w:tcMar>
+              <w:top w:type="dxa" w:w="60"/>
+              <w:left w:type="dxa" w:w="100"/>
+              <w:bottom w:type="dxa" w:w="60"/>
+              <w:right w:type="dxa" w:w="100"/>
+            </w:tcMar>
+            <w:vAlign w:val="top"/>
+          </w:tcPr>
+          <w:p>
+            <w:pPr>
+              <w:spacing w:after="0" w:before="0"/>
+            </w:pPr>
+            <w:r>
+              <w:rPr>
+                <w:i/>
+                <w:iCs/>
+                <w:color w:val="5E6E7E"/>
+                <w:sz w:val="18"/>
+                <w:szCs w:val="18"/>
+              </w:rPr>
+              <w:t xml:space="preserve">Goal first, then undo.</w:t>
+            </w:r>
+          </w:p>
+        </w:tc>
+      </w:tr>
+    </w:tbl>
+    <w:p>
+      <w:pPr>
+        <w:spacing w:after="120" w:before="140"/>
       </w:pPr>
       <w:r>
         <w:rPr>
@@ -157,131 +1409,980 @@
         <w:t xml:space="preserve">Multiplica o divide un paso a la vez.</w:t>
       </w:r>
     </w:p>
-    <w:p>
-      <w:pPr>
-        <w:spacing w:after="40" w:before="0"/>
-      </w:pPr>
-      <w:r>
-        <w:rPr>
-          <w:sz w:val="22"/>
-          <w:szCs w:val="22"/>
-        </w:rPr>
-        <w:t xml:space="preserve">1.  A car wash charges $12 for each car. How much money do 20 cars raise?</w:t>
-      </w:r>
-    </w:p>
+    <w:tbl>
+      <w:tblPr>
+        <w:tblW w:type="dxa" w:w="9360"/>
+        <w:tblBorders>
+          <w:top w:val="single" w:color="C7D2DD" w:sz="6"/>
+          <w:left w:val="single" w:color="C7D2DD" w:sz="6"/>
+          <w:bottom w:val="single" w:color="C7D2DD" w:sz="6"/>
+          <w:right w:val="single" w:color="C7D2DD" w:sz="6"/>
+          <w:insideH w:val="single" w:color="C7D2DD" w:sz="6"/>
+          <w:insideV w:val="single" w:color="C7D2DD" w:sz="6"/>
+        </w:tblBorders>
+      </w:tblPr>
+      <w:tblGrid>
+        <w:gridCol w:w="2800"/>
+        <w:gridCol w:w="3560"/>
+        <w:gridCol w:w="3000"/>
+      </w:tblGrid>
+      <w:tr>
+        <w:trPr>
+          <w:cantSplit/>
+          <w:tblHeader/>
+        </w:trPr>
+        <w:tc>
+          <w:tcPr>
+            <w:tcW w:type="dxa" w:w="2800"/>
+            <w:shd w:fill="EEF4F8" w:color="auto" w:val="clear"/>
+            <w:tcMar>
+              <w:top w:type="dxa" w:w="60"/>
+              <w:left w:type="dxa" w:w="100"/>
+              <w:bottom w:type="dxa" w:w="60"/>
+              <w:right w:type="dxa" w:w="100"/>
+            </w:tcMar>
+          </w:tcPr>
+          <w:p>
+            <w:pPr>
+              <w:spacing w:after="0" w:before="0"/>
+            </w:pPr>
+            <w:r>
+              <w:rPr>
+                <w:b/>
+                <w:bCs/>
+                <w:color w:val="0F2B3C"/>
+                <w:sz w:val="16"/>
+                <w:szCs w:val="16"/>
+              </w:rPr>
+              <w:t xml:space="preserve">CORE PROBLEM / GIVEN REPRESENTATION</w:t>
+            </w:r>
+          </w:p>
+        </w:tc>
+        <w:tc>
+          <w:tcPr>
+            <w:tcW w:type="dxa" w:w="3560"/>
+            <w:shd w:fill="EEF4F8" w:color="auto" w:val="clear"/>
+            <w:tcMar>
+              <w:top w:type="dxa" w:w="60"/>
+              <w:left w:type="dxa" w:w="100"/>
+              <w:bottom w:type="dxa" w:w="60"/>
+              <w:right w:type="dxa" w:w="100"/>
+            </w:tcMar>
+          </w:tcPr>
+          <w:p>
+            <w:pPr>
+              <w:spacing w:after="0" w:before="0"/>
+            </w:pPr>
+            <w:r>
+              <w:rPr>
+                <w:b/>
+                <w:bCs/>
+                <w:color w:val="0F2B3C"/>
+                <w:sz w:val="16"/>
+                <w:szCs w:val="16"/>
+              </w:rPr>
+              <w:t xml:space="preserve">WORKING SPACE / CALCULATION STEPS</w:t>
+            </w:r>
+          </w:p>
+        </w:tc>
+        <w:tc>
+          <w:tcPr>
+            <w:tcW w:type="dxa" w:w="3000"/>
+            <w:shd w:fill="FBF3E2" w:color="auto" w:val="clear"/>
+            <w:tcMar>
+              <w:top w:type="dxa" w:w="60"/>
+              <w:left w:type="dxa" w:w="100"/>
+              <w:bottom w:type="dxa" w:w="60"/>
+              <w:right w:type="dxa" w:w="100"/>
+            </w:tcMar>
+          </w:tcPr>
+          <w:p>
+            <w:pPr>
+              <w:spacing w:after="0" w:before="0"/>
+            </w:pPr>
+            <w:r>
+              <w:rPr>
+                <w:b/>
+                <w:bCs/>
+                <w:color w:val="7A5400"/>
+                <w:sz w:val="16"/>
+                <w:szCs w:val="16"/>
+              </w:rPr>
+              <w:t xml:space="preserve">EXPLAIN YOUR REASONING</w:t>
+            </w:r>
+          </w:p>
+        </w:tc>
+      </w:tr>
+      <w:tr>
+        <w:trPr>
+          <w:cantSplit/>
+        </w:trPr>
+        <w:tc>
+          <w:tcPr>
+            <w:tcW w:type="dxa" w:w="2800"/>
+            <w:tcMar>
+              <w:top w:type="dxa" w:w="80"/>
+              <w:left w:type="dxa" w:w="100"/>
+              <w:bottom w:type="dxa" w:w="80"/>
+              <w:right w:type="dxa" w:w="100"/>
+            </w:tcMar>
+            <w:vAlign w:val="top"/>
+          </w:tcPr>
+          <w:p>
+            <w:pPr>
+              <w:spacing w:after="40" w:before="0"/>
+            </w:pPr>
+            <w:r>
+              <w:rPr>
+                <w:b/>
+                <w:bCs/>
+                <w:color w:val="0F2B3C"/>
+                <w:sz w:val="20"/>
+                <w:szCs w:val="20"/>
+              </w:rPr>
+              <w:t xml:space="preserve">1.  A car wash charges $12 for each car. How much money do 20 cars raise?</w:t>
+            </w:r>
+          </w:p>
+          <w:p>
+            <w:pPr>
+              <w:spacing w:after="40" w:before="0"/>
+            </w:pPr>
+            <w:r>
+              <w:rPr>
+                <w:i/>
+                <w:iCs/>
+                <w:color w:val="3F4D5C"/>
+                <w:sz w:val="20"/>
+                <w:szCs w:val="20"/>
+              </w:rPr>
+              <w:t xml:space="preserve">A. Un lavado de carros cobra $12 por cada carro. ¿Cuánto dinero juntan 20 carros?</w:t>
+            </w:r>
+          </w:p>
+        </w:tc>
+        <w:tc>
+          <w:tcPr>
+            <w:tcW w:type="dxa" w:w="3560"/>
+            <w:tcMar>
+              <w:top w:type="dxa" w:w="80"/>
+              <w:left w:type="dxa" w:w="100"/>
+              <w:bottom w:type="dxa" w:w="80"/>
+              <w:right w:type="dxa" w:w="100"/>
+            </w:tcMar>
+            <w:vAlign w:val="top"/>
+          </w:tcPr>
+          <w:p>
+            <w:pPr>
+              <w:spacing w:after="50" w:before="0"/>
+            </w:pPr>
+            <w:r>
+              <w:rPr>
+                <w:color w:val="BBBBBB"/>
+                <w:sz w:val="18"/>
+                <w:szCs w:val="18"/>
+              </w:rPr>
+              <w:t xml:space="preserve">____________________________</w:t>
+            </w:r>
+          </w:p>
+          <w:p>
+            <w:pPr>
+              <w:spacing w:after="50" w:before="0"/>
+            </w:pPr>
+            <w:r>
+              <w:rPr>
+                <w:color w:val="BBBBBB"/>
+                <w:sz w:val="18"/>
+                <w:szCs w:val="18"/>
+              </w:rPr>
+              <w:t xml:space="preserve">____________________________</w:t>
+            </w:r>
+          </w:p>
+          <w:p>
+            <w:pPr>
+              <w:spacing w:after="50" w:before="0"/>
+            </w:pPr>
+            <w:r>
+              <w:rPr>
+                <w:color w:val="BBBBBB"/>
+                <w:sz w:val="18"/>
+                <w:szCs w:val="18"/>
+              </w:rPr>
+              <w:t xml:space="preserve">____________________________</w:t>
+            </w:r>
+          </w:p>
+          <w:p>
+            <w:pPr>
+              <w:spacing w:after="50" w:before="0"/>
+            </w:pPr>
+            <w:r>
+              <w:rPr>
+                <w:color w:val="BBBBBB"/>
+                <w:sz w:val="18"/>
+                <w:szCs w:val="18"/>
+              </w:rPr>
+              <w:t xml:space="preserve">____________________________</w:t>
+            </w:r>
+          </w:p>
+        </w:tc>
+        <w:tc>
+          <w:tcPr>
+            <w:tcW w:type="dxa" w:w="3000"/>
+            <w:shd w:fill="FBF3E2" w:color="auto" w:val="clear"/>
+            <w:tcMar>
+              <w:top w:type="dxa" w:w="80"/>
+              <w:left w:type="dxa" w:w="100"/>
+              <w:bottom w:type="dxa" w:w="80"/>
+              <w:right w:type="dxa" w:w="100"/>
+            </w:tcMar>
+            <w:vAlign w:val="top"/>
+          </w:tcPr>
+          <w:p>
+            <w:pPr>
+              <w:spacing w:after="30" w:before="0"/>
+            </w:pPr>
+            <w:r>
+              <w:rPr>
+                <w:b/>
+                <w:bCs/>
+                <w:color w:val="0F2B3C"/>
+                <w:sz w:val="18"/>
+                <w:szCs w:val="18"/>
+              </w:rPr>
+              <w:t xml:space="preserve">Because... ________________</w:t>
+            </w:r>
+          </w:p>
+          <w:p>
+            <w:pPr>
+              <w:spacing w:after="50" w:before="0"/>
+            </w:pPr>
+            <w:r>
+              <w:rPr>
+                <w:color w:val="BBBBBB"/>
+                <w:sz w:val="18"/>
+                <w:szCs w:val="18"/>
+              </w:rPr>
+              <w:t xml:space="preserve">____________________________</w:t>
+            </w:r>
+          </w:p>
+          <w:p>
+            <w:pPr>
+              <w:spacing w:after="30" w:before="40"/>
+            </w:pPr>
+            <w:r>
+              <w:rPr>
+                <w:b/>
+                <w:bCs/>
+                <w:color w:val="1A6FB5"/>
+                <w:sz w:val="18"/>
+                <w:szCs w:val="18"/>
+              </w:rPr>
+              <w:t xml:space="preserve">Although... _______________</w:t>
+            </w:r>
+          </w:p>
+          <w:p>
+            <w:pPr>
+              <w:spacing w:after="50" w:before="0"/>
+            </w:pPr>
+            <w:r>
+              <w:rPr>
+                <w:color w:val="BBBBBB"/>
+                <w:sz w:val="18"/>
+                <w:szCs w:val="18"/>
+              </w:rPr>
+              <w:t xml:space="preserve">____________________________</w:t>
+            </w:r>
+          </w:p>
+          <w:p>
+            <w:pPr>
+              <w:spacing w:after="30" w:before="40"/>
+            </w:pPr>
+            <w:r>
+              <w:rPr>
+                <w:b/>
+                <w:bCs/>
+                <w:color w:val="7A5400"/>
+                <w:sz w:val="18"/>
+                <w:szCs w:val="18"/>
+              </w:rPr>
+              <w:t xml:space="preserve">Therefore... ______________</w:t>
+            </w:r>
+          </w:p>
+          <w:p>
+            <w:pPr>
+              <w:spacing w:after="50" w:before="0"/>
+            </w:pPr>
+            <w:r>
+              <w:rPr>
+                <w:color w:val="BBBBBB"/>
+                <w:sz w:val="18"/>
+                <w:szCs w:val="18"/>
+              </w:rPr>
+              <w:t xml:space="preserve">____________________________</w:t>
+            </w:r>
+          </w:p>
+        </w:tc>
+      </w:tr>
+    </w:tbl>
     <w:p>
       <w:pPr>
         <w:spacing w:after="60" w:before="0"/>
       </w:pPr>
       <w:r>
-        <w:rPr>
-          <w:i/>
-          <w:iCs/>
-          <w:color w:val="3F4D5C"/>
-          <w:sz w:val="20"/>
-          <w:szCs w:val="20"/>
-        </w:rPr>
-        <w:t xml:space="preserve">A. Un lavado de carros cobra $12 por cada carro. ¿Cuánto dinero juntan 20 carros?</w:t>
-      </w:r>
-    </w:p>
-    <w:p>
-      <w:pPr>
-        <w:spacing w:after="80" w:before="0"/>
-      </w:pPr>
-      <w:r>
-        <w:rPr>
-          <w:color w:val="BBBBBB"/>
-        </w:rPr>
-        <w:t xml:space="preserve">____________________________________________________</w:t>
-      </w:r>
-    </w:p>
-    <w:p>
-      <w:pPr>
-        <w:spacing w:after="40" w:before="0"/>
-      </w:pPr>
-      <w:r>
-        <w:rPr>
-          <w:sz w:val="22"/>
-          <w:szCs w:val="22"/>
-        </w:rPr>
-        <w:t xml:space="preserve">2.  Solve: 6d = 42. What is d?</w:t>
-      </w:r>
-    </w:p>
+        <w:t xml:space="preserve"/>
+      </w:r>
+    </w:p>
+    <w:tbl>
+      <w:tblPr>
+        <w:tblW w:type="dxa" w:w="9360"/>
+        <w:tblBorders>
+          <w:top w:val="single" w:color="C7D2DD" w:sz="6"/>
+          <w:left w:val="single" w:color="C7D2DD" w:sz="6"/>
+          <w:bottom w:val="single" w:color="C7D2DD" w:sz="6"/>
+          <w:right w:val="single" w:color="C7D2DD" w:sz="6"/>
+          <w:insideH w:val="single" w:color="C7D2DD" w:sz="6"/>
+          <w:insideV w:val="single" w:color="C7D2DD" w:sz="6"/>
+        </w:tblBorders>
+      </w:tblPr>
+      <w:tblGrid>
+        <w:gridCol w:w="2800"/>
+        <w:gridCol w:w="3560"/>
+        <w:gridCol w:w="3000"/>
+      </w:tblGrid>
+      <w:tr>
+        <w:trPr>
+          <w:cantSplit/>
+          <w:tblHeader/>
+        </w:trPr>
+        <w:tc>
+          <w:tcPr>
+            <w:tcW w:type="dxa" w:w="2800"/>
+            <w:shd w:fill="EEF4F8" w:color="auto" w:val="clear"/>
+            <w:tcMar>
+              <w:top w:type="dxa" w:w="60"/>
+              <w:left w:type="dxa" w:w="100"/>
+              <w:bottom w:type="dxa" w:w="60"/>
+              <w:right w:type="dxa" w:w="100"/>
+            </w:tcMar>
+          </w:tcPr>
+          <w:p>
+            <w:pPr>
+              <w:spacing w:after="0" w:before="0"/>
+            </w:pPr>
+            <w:r>
+              <w:rPr>
+                <w:b/>
+                <w:bCs/>
+                <w:color w:val="0F2B3C"/>
+                <w:sz w:val="16"/>
+                <w:szCs w:val="16"/>
+              </w:rPr>
+              <w:t xml:space="preserve">CORE PROBLEM / GIVEN REPRESENTATION</w:t>
+            </w:r>
+          </w:p>
+        </w:tc>
+        <w:tc>
+          <w:tcPr>
+            <w:tcW w:type="dxa" w:w="3560"/>
+            <w:shd w:fill="EEF4F8" w:color="auto" w:val="clear"/>
+            <w:tcMar>
+              <w:top w:type="dxa" w:w="60"/>
+              <w:left w:type="dxa" w:w="100"/>
+              <w:bottom w:type="dxa" w:w="60"/>
+              <w:right w:type="dxa" w:w="100"/>
+            </w:tcMar>
+          </w:tcPr>
+          <w:p>
+            <w:pPr>
+              <w:spacing w:after="0" w:before="0"/>
+            </w:pPr>
+            <w:r>
+              <w:rPr>
+                <w:b/>
+                <w:bCs/>
+                <w:color w:val="0F2B3C"/>
+                <w:sz w:val="16"/>
+                <w:szCs w:val="16"/>
+              </w:rPr>
+              <w:t xml:space="preserve">WORKING SPACE / CALCULATION STEPS</w:t>
+            </w:r>
+          </w:p>
+        </w:tc>
+        <w:tc>
+          <w:tcPr>
+            <w:tcW w:type="dxa" w:w="3000"/>
+            <w:shd w:fill="FBF3E2" w:color="auto" w:val="clear"/>
+            <w:tcMar>
+              <w:top w:type="dxa" w:w="60"/>
+              <w:left w:type="dxa" w:w="100"/>
+              <w:bottom w:type="dxa" w:w="60"/>
+              <w:right w:type="dxa" w:w="100"/>
+            </w:tcMar>
+          </w:tcPr>
+          <w:p>
+            <w:pPr>
+              <w:spacing w:after="0" w:before="0"/>
+            </w:pPr>
+            <w:r>
+              <w:rPr>
+                <w:b/>
+                <w:bCs/>
+                <w:color w:val="7A5400"/>
+                <w:sz w:val="16"/>
+                <w:szCs w:val="16"/>
+              </w:rPr>
+              <w:t xml:space="preserve">EXPLAIN YOUR REASONING</w:t>
+            </w:r>
+          </w:p>
+        </w:tc>
+      </w:tr>
+      <w:tr>
+        <w:trPr>
+          <w:cantSplit/>
+        </w:trPr>
+        <w:tc>
+          <w:tcPr>
+            <w:tcW w:type="dxa" w:w="2800"/>
+            <w:tcMar>
+              <w:top w:type="dxa" w:w="80"/>
+              <w:left w:type="dxa" w:w="100"/>
+              <w:bottom w:type="dxa" w:w="80"/>
+              <w:right w:type="dxa" w:w="100"/>
+            </w:tcMar>
+            <w:vAlign w:val="top"/>
+          </w:tcPr>
+          <w:p>
+            <w:pPr>
+              <w:spacing w:after="40" w:before="0"/>
+            </w:pPr>
+            <w:r>
+              <w:rPr>
+                <w:b/>
+                <w:bCs/>
+                <w:color w:val="0F2B3C"/>
+                <w:sz w:val="20"/>
+                <w:szCs w:val="20"/>
+              </w:rPr>
+              <w:t xml:space="preserve">2.  Solve: 6d = 42. What is d?</w:t>
+            </w:r>
+          </w:p>
+          <w:p>
+            <w:pPr>
+              <w:spacing w:after="40" w:before="0"/>
+            </w:pPr>
+            <w:r>
+              <w:rPr>
+                <w:i/>
+                <w:iCs/>
+                <w:color w:val="3F4D5C"/>
+                <w:sz w:val="20"/>
+                <w:szCs w:val="20"/>
+              </w:rPr>
+              <w:t xml:space="preserve">B. Resuelve: 6d = 42. ¿Cuánto es d?</w:t>
+            </w:r>
+          </w:p>
+        </w:tc>
+        <w:tc>
+          <w:tcPr>
+            <w:tcW w:type="dxa" w:w="3560"/>
+            <w:tcMar>
+              <w:top w:type="dxa" w:w="80"/>
+              <w:left w:type="dxa" w:w="100"/>
+              <w:bottom w:type="dxa" w:w="80"/>
+              <w:right w:type="dxa" w:w="100"/>
+            </w:tcMar>
+            <w:vAlign w:val="top"/>
+          </w:tcPr>
+          <w:p>
+            <w:pPr>
+              <w:spacing w:after="50" w:before="0"/>
+            </w:pPr>
+            <w:r>
+              <w:rPr>
+                <w:color w:val="BBBBBB"/>
+                <w:sz w:val="18"/>
+                <w:szCs w:val="18"/>
+              </w:rPr>
+              <w:t xml:space="preserve">____________________________</w:t>
+            </w:r>
+          </w:p>
+          <w:p>
+            <w:pPr>
+              <w:spacing w:after="50" w:before="0"/>
+            </w:pPr>
+            <w:r>
+              <w:rPr>
+                <w:color w:val="BBBBBB"/>
+                <w:sz w:val="18"/>
+                <w:szCs w:val="18"/>
+              </w:rPr>
+              <w:t xml:space="preserve">____________________________</w:t>
+            </w:r>
+          </w:p>
+          <w:p>
+            <w:pPr>
+              <w:spacing w:after="50" w:before="0"/>
+            </w:pPr>
+            <w:r>
+              <w:rPr>
+                <w:color w:val="BBBBBB"/>
+                <w:sz w:val="18"/>
+                <w:szCs w:val="18"/>
+              </w:rPr>
+              <w:t xml:space="preserve">____________________________</w:t>
+            </w:r>
+          </w:p>
+          <w:p>
+            <w:pPr>
+              <w:spacing w:after="50" w:before="0"/>
+            </w:pPr>
+            <w:r>
+              <w:rPr>
+                <w:color w:val="BBBBBB"/>
+                <w:sz w:val="18"/>
+                <w:szCs w:val="18"/>
+              </w:rPr>
+              <w:t xml:space="preserve">____________________________</w:t>
+            </w:r>
+          </w:p>
+        </w:tc>
+        <w:tc>
+          <w:tcPr>
+            <w:tcW w:type="dxa" w:w="3000"/>
+            <w:shd w:fill="FBF3E2" w:color="auto" w:val="clear"/>
+            <w:tcMar>
+              <w:top w:type="dxa" w:w="80"/>
+              <w:left w:type="dxa" w:w="100"/>
+              <w:bottom w:type="dxa" w:w="80"/>
+              <w:right w:type="dxa" w:w="100"/>
+            </w:tcMar>
+            <w:vAlign w:val="top"/>
+          </w:tcPr>
+          <w:p>
+            <w:pPr>
+              <w:spacing w:after="30" w:before="0"/>
+            </w:pPr>
+            <w:r>
+              <w:rPr>
+                <w:b/>
+                <w:bCs/>
+                <w:color w:val="0F2B3C"/>
+                <w:sz w:val="18"/>
+                <w:szCs w:val="18"/>
+              </w:rPr>
+              <w:t xml:space="preserve">Because... ________________</w:t>
+            </w:r>
+          </w:p>
+          <w:p>
+            <w:pPr>
+              <w:spacing w:after="50" w:before="0"/>
+            </w:pPr>
+            <w:r>
+              <w:rPr>
+                <w:color w:val="BBBBBB"/>
+                <w:sz w:val="18"/>
+                <w:szCs w:val="18"/>
+              </w:rPr>
+              <w:t xml:space="preserve">____________________________</w:t>
+            </w:r>
+          </w:p>
+          <w:p>
+            <w:pPr>
+              <w:spacing w:after="30" w:before="40"/>
+            </w:pPr>
+            <w:r>
+              <w:rPr>
+                <w:b/>
+                <w:bCs/>
+                <w:color w:val="1A6FB5"/>
+                <w:sz w:val="18"/>
+                <w:szCs w:val="18"/>
+              </w:rPr>
+              <w:t xml:space="preserve">Although... _______________</w:t>
+            </w:r>
+          </w:p>
+          <w:p>
+            <w:pPr>
+              <w:spacing w:after="50" w:before="0"/>
+            </w:pPr>
+            <w:r>
+              <w:rPr>
+                <w:color w:val="BBBBBB"/>
+                <w:sz w:val="18"/>
+                <w:szCs w:val="18"/>
+              </w:rPr>
+              <w:t xml:space="preserve">____________________________</w:t>
+            </w:r>
+          </w:p>
+          <w:p>
+            <w:pPr>
+              <w:spacing w:after="30" w:before="40"/>
+            </w:pPr>
+            <w:r>
+              <w:rPr>
+                <w:b/>
+                <w:bCs/>
+                <w:color w:val="7A5400"/>
+                <w:sz w:val="18"/>
+                <w:szCs w:val="18"/>
+              </w:rPr>
+              <w:t xml:space="preserve">Therefore... ______________</w:t>
+            </w:r>
+          </w:p>
+          <w:p>
+            <w:pPr>
+              <w:spacing w:after="50" w:before="0"/>
+            </w:pPr>
+            <w:r>
+              <w:rPr>
+                <w:color w:val="BBBBBB"/>
+                <w:sz w:val="18"/>
+                <w:szCs w:val="18"/>
+              </w:rPr>
+              <w:t xml:space="preserve">____________________________</w:t>
+            </w:r>
+          </w:p>
+        </w:tc>
+      </w:tr>
+    </w:tbl>
     <w:p>
       <w:pPr>
         <w:spacing w:after="60" w:before="0"/>
       </w:pPr>
       <w:r>
-        <w:rPr>
-          <w:i/>
-          <w:iCs/>
-          <w:color w:val="3F4D5C"/>
-          <w:sz w:val="20"/>
-          <w:szCs w:val="20"/>
-        </w:rPr>
-        <w:t xml:space="preserve">B. Resuelve: 6d = 42. ¿Cuánto es d?</w:t>
-      </w:r>
-    </w:p>
-    <w:p>
-      <w:pPr>
-        <w:spacing w:after="80" w:before="0"/>
-      </w:pPr>
-      <w:r>
-        <w:rPr>
-          <w:color w:val="BBBBBB"/>
-        </w:rPr>
-        <w:t xml:space="preserve">____________________________________________________</w:t>
-      </w:r>
-    </w:p>
-    <w:p>
-      <w:pPr>
-        <w:spacing w:after="40" w:before="0"/>
-      </w:pPr>
-      <w:r>
-        <w:rPr>
-          <w:sz w:val="22"/>
-          <w:szCs w:val="22"/>
-        </w:rPr>
-        <w:t xml:space="preserve">3.  You know the total and the rate. You want the number of hours. What do you do?</w:t>
-      </w:r>
-    </w:p>
+        <w:t xml:space="preserve"/>
+      </w:r>
+    </w:p>
+    <w:tbl>
+      <w:tblPr>
+        <w:tblW w:type="dxa" w:w="9360"/>
+        <w:tblBorders>
+          <w:top w:val="single" w:color="C7D2DD" w:sz="6"/>
+          <w:left w:val="single" w:color="C7D2DD" w:sz="6"/>
+          <w:bottom w:val="single" w:color="C7D2DD" w:sz="6"/>
+          <w:right w:val="single" w:color="C7D2DD" w:sz="6"/>
+          <w:insideH w:val="single" w:color="C7D2DD" w:sz="6"/>
+          <w:insideV w:val="single" w:color="C7D2DD" w:sz="6"/>
+        </w:tblBorders>
+      </w:tblPr>
+      <w:tblGrid>
+        <w:gridCol w:w="2800"/>
+        <w:gridCol w:w="3560"/>
+        <w:gridCol w:w="3000"/>
+      </w:tblGrid>
+      <w:tr>
+        <w:trPr>
+          <w:cantSplit/>
+          <w:tblHeader/>
+        </w:trPr>
+        <w:tc>
+          <w:tcPr>
+            <w:tcW w:type="dxa" w:w="2800"/>
+            <w:shd w:fill="EEF4F8" w:color="auto" w:val="clear"/>
+            <w:tcMar>
+              <w:top w:type="dxa" w:w="60"/>
+              <w:left w:type="dxa" w:w="100"/>
+              <w:bottom w:type="dxa" w:w="60"/>
+              <w:right w:type="dxa" w:w="100"/>
+            </w:tcMar>
+          </w:tcPr>
+          <w:p>
+            <w:pPr>
+              <w:spacing w:after="0" w:before="0"/>
+            </w:pPr>
+            <w:r>
+              <w:rPr>
+                <w:b/>
+                <w:bCs/>
+                <w:color w:val="0F2B3C"/>
+                <w:sz w:val="16"/>
+                <w:szCs w:val="16"/>
+              </w:rPr>
+              <w:t xml:space="preserve">CORE PROBLEM / GIVEN REPRESENTATION</w:t>
+            </w:r>
+          </w:p>
+        </w:tc>
+        <w:tc>
+          <w:tcPr>
+            <w:tcW w:type="dxa" w:w="3560"/>
+            <w:shd w:fill="EEF4F8" w:color="auto" w:val="clear"/>
+            <w:tcMar>
+              <w:top w:type="dxa" w:w="60"/>
+              <w:left w:type="dxa" w:w="100"/>
+              <w:bottom w:type="dxa" w:w="60"/>
+              <w:right w:type="dxa" w:w="100"/>
+            </w:tcMar>
+          </w:tcPr>
+          <w:p>
+            <w:pPr>
+              <w:spacing w:after="0" w:before="0"/>
+            </w:pPr>
+            <w:r>
+              <w:rPr>
+                <w:b/>
+                <w:bCs/>
+                <w:color w:val="0F2B3C"/>
+                <w:sz w:val="16"/>
+                <w:szCs w:val="16"/>
+              </w:rPr>
+              <w:t xml:space="preserve">WORKING SPACE / CALCULATION STEPS</w:t>
+            </w:r>
+          </w:p>
+        </w:tc>
+        <w:tc>
+          <w:tcPr>
+            <w:tcW w:type="dxa" w:w="3000"/>
+            <w:shd w:fill="FBF3E2" w:color="auto" w:val="clear"/>
+            <w:tcMar>
+              <w:top w:type="dxa" w:w="60"/>
+              <w:left w:type="dxa" w:w="100"/>
+              <w:bottom w:type="dxa" w:w="60"/>
+              <w:right w:type="dxa" w:w="100"/>
+            </w:tcMar>
+          </w:tcPr>
+          <w:p>
+            <w:pPr>
+              <w:spacing w:after="0" w:before="0"/>
+            </w:pPr>
+            <w:r>
+              <w:rPr>
+                <w:b/>
+                <w:bCs/>
+                <w:color w:val="7A5400"/>
+                <w:sz w:val="16"/>
+                <w:szCs w:val="16"/>
+              </w:rPr>
+              <w:t xml:space="preserve">EXPLAIN YOUR REASONING</w:t>
+            </w:r>
+          </w:p>
+        </w:tc>
+      </w:tr>
+      <w:tr>
+        <w:trPr>
+          <w:cantSplit/>
+        </w:trPr>
+        <w:tc>
+          <w:tcPr>
+            <w:tcW w:type="dxa" w:w="2800"/>
+            <w:tcMar>
+              <w:top w:type="dxa" w:w="80"/>
+              <w:left w:type="dxa" w:w="100"/>
+              <w:bottom w:type="dxa" w:w="80"/>
+              <w:right w:type="dxa" w:w="100"/>
+            </w:tcMar>
+            <w:vAlign w:val="top"/>
+          </w:tcPr>
+          <w:p>
+            <w:pPr>
+              <w:spacing w:after="40" w:before="0"/>
+            </w:pPr>
+            <w:r>
+              <w:rPr>
+                <w:b/>
+                <w:bCs/>
+                <w:color w:val="0F2B3C"/>
+                <w:sz w:val="20"/>
+                <w:szCs w:val="20"/>
+              </w:rPr>
+              <w:t xml:space="preserve">3.  You know the total and the rate. You want the number of hours. What do you do?</w:t>
+            </w:r>
+          </w:p>
+          <w:p>
+            <w:pPr>
+              <w:spacing w:after="40" w:before="0"/>
+            </w:pPr>
+            <w:r>
+              <w:rPr>
+                <w:i/>
+                <w:iCs/>
+                <w:color w:val="3F4D5C"/>
+                <w:sz w:val="20"/>
+                <w:szCs w:val="20"/>
+              </w:rPr>
+              <w:t xml:space="preserve">C. Sabes el total y la tasa. Quieres el número de horas. ¿Qué haces?</w:t>
+            </w:r>
+          </w:p>
+          <w:p>
+            <w:pPr>
+              <w:spacing w:after="0" w:before="0"/>
+            </w:pPr>
+            <w:r>
+              <w:rPr>
+                <w:color w:val="5E6E7E"/>
+                <w:sz w:val="18"/>
+                <w:szCs w:val="18"/>
+              </w:rPr>
+              <w:t xml:space="preserve">Choices: Multiply the total by the rate.   /   Divide the total by the rate.   /   Add the total and the rate.</w:t>
+            </w:r>
+          </w:p>
+        </w:tc>
+        <w:tc>
+          <w:tcPr>
+            <w:tcW w:type="dxa" w:w="3560"/>
+            <w:tcMar>
+              <w:top w:type="dxa" w:w="80"/>
+              <w:left w:type="dxa" w:w="100"/>
+              <w:bottom w:type="dxa" w:w="80"/>
+              <w:right w:type="dxa" w:w="100"/>
+            </w:tcMar>
+            <w:vAlign w:val="top"/>
+          </w:tcPr>
+          <w:p>
+            <w:pPr>
+              <w:spacing w:after="50" w:before="0"/>
+            </w:pPr>
+            <w:r>
+              <w:rPr>
+                <w:color w:val="BBBBBB"/>
+                <w:sz w:val="18"/>
+                <w:szCs w:val="18"/>
+              </w:rPr>
+              <w:t xml:space="preserve">____________________________</w:t>
+            </w:r>
+          </w:p>
+          <w:p>
+            <w:pPr>
+              <w:spacing w:after="50" w:before="0"/>
+            </w:pPr>
+            <w:r>
+              <w:rPr>
+                <w:color w:val="BBBBBB"/>
+                <w:sz w:val="18"/>
+                <w:szCs w:val="18"/>
+              </w:rPr>
+              <w:t xml:space="preserve">____________________________</w:t>
+            </w:r>
+          </w:p>
+          <w:p>
+            <w:pPr>
+              <w:spacing w:after="50" w:before="0"/>
+            </w:pPr>
+            <w:r>
+              <w:rPr>
+                <w:color w:val="BBBBBB"/>
+                <w:sz w:val="18"/>
+                <w:szCs w:val="18"/>
+              </w:rPr>
+              <w:t xml:space="preserve">____________________________</w:t>
+            </w:r>
+          </w:p>
+          <w:p>
+            <w:pPr>
+              <w:spacing w:after="50" w:before="0"/>
+            </w:pPr>
+            <w:r>
+              <w:rPr>
+                <w:color w:val="BBBBBB"/>
+                <w:sz w:val="18"/>
+                <w:szCs w:val="18"/>
+              </w:rPr>
+              <w:t xml:space="preserve">____________________________</w:t>
+            </w:r>
+          </w:p>
+        </w:tc>
+        <w:tc>
+          <w:tcPr>
+            <w:tcW w:type="dxa" w:w="3000"/>
+            <w:shd w:fill="FBF3E2" w:color="auto" w:val="clear"/>
+            <w:tcMar>
+              <w:top w:type="dxa" w:w="80"/>
+              <w:left w:type="dxa" w:w="100"/>
+              <w:bottom w:type="dxa" w:w="80"/>
+              <w:right w:type="dxa" w:w="100"/>
+            </w:tcMar>
+            <w:vAlign w:val="top"/>
+          </w:tcPr>
+          <w:p>
+            <w:pPr>
+              <w:spacing w:after="30" w:before="0"/>
+            </w:pPr>
+            <w:r>
+              <w:rPr>
+                <w:b/>
+                <w:bCs/>
+                <w:color w:val="0F2B3C"/>
+                <w:sz w:val="18"/>
+                <w:szCs w:val="18"/>
+              </w:rPr>
+              <w:t xml:space="preserve">Because... ________________</w:t>
+            </w:r>
+          </w:p>
+          <w:p>
+            <w:pPr>
+              <w:spacing w:after="50" w:before="0"/>
+            </w:pPr>
+            <w:r>
+              <w:rPr>
+                <w:color w:val="BBBBBB"/>
+                <w:sz w:val="18"/>
+                <w:szCs w:val="18"/>
+              </w:rPr>
+              <w:t xml:space="preserve">____________________________</w:t>
+            </w:r>
+          </w:p>
+          <w:p>
+            <w:pPr>
+              <w:spacing w:after="30" w:before="40"/>
+            </w:pPr>
+            <w:r>
+              <w:rPr>
+                <w:b/>
+                <w:bCs/>
+                <w:color w:val="1A6FB5"/>
+                <w:sz w:val="18"/>
+                <w:szCs w:val="18"/>
+              </w:rPr>
+              <w:t xml:space="preserve">Although... _______________</w:t>
+            </w:r>
+          </w:p>
+          <w:p>
+            <w:pPr>
+              <w:spacing w:after="50" w:before="0"/>
+            </w:pPr>
+            <w:r>
+              <w:rPr>
+                <w:color w:val="BBBBBB"/>
+                <w:sz w:val="18"/>
+                <w:szCs w:val="18"/>
+              </w:rPr>
+              <w:t xml:space="preserve">____________________________</w:t>
+            </w:r>
+          </w:p>
+          <w:p>
+            <w:pPr>
+              <w:spacing w:after="30" w:before="40"/>
+            </w:pPr>
+            <w:r>
+              <w:rPr>
+                <w:b/>
+                <w:bCs/>
+                <w:color w:val="7A5400"/>
+                <w:sz w:val="18"/>
+                <w:szCs w:val="18"/>
+              </w:rPr>
+              <w:t xml:space="preserve">Therefore... ______________</w:t>
+            </w:r>
+          </w:p>
+          <w:p>
+            <w:pPr>
+              <w:spacing w:after="50" w:before="0"/>
+            </w:pPr>
+            <w:r>
+              <w:rPr>
+                <w:color w:val="BBBBBB"/>
+                <w:sz w:val="18"/>
+                <w:szCs w:val="18"/>
+              </w:rPr>
+              <w:t xml:space="preserve">____________________________</w:t>
+            </w:r>
+          </w:p>
+        </w:tc>
+      </w:tr>
+    </w:tbl>
     <w:p>
       <w:pPr>
         <w:spacing w:after="60" w:before="0"/>
       </w:pPr>
       <w:r>
-        <w:rPr>
-          <w:i/>
-          <w:iCs/>
-          <w:color w:val="3F4D5C"/>
-          <w:sz w:val="20"/>
-          <w:szCs w:val="20"/>
-        </w:rPr>
-        <w:t xml:space="preserve">C. Sabes el total y la tasa. Quieres el número de horas. ¿Qué haces?</w:t>
-      </w:r>
-    </w:p>
-    <w:p>
-      <w:pPr>
-        <w:spacing w:after="40" w:before="0"/>
-      </w:pPr>
-      <w:r>
-        <w:rPr>
-          <w:color w:val="5E6E7E"/>
-          <w:sz w:val="20"/>
-          <w:szCs w:val="20"/>
-        </w:rPr>
-        <w:t xml:space="preserve">     choices: Multiply the total by the rate.   /   Divide the total by the rate.   /   Add the total and the rate.</w:t>
-      </w:r>
-    </w:p>
-    <w:p>
-      <w:pPr>
-        <w:spacing w:after="80" w:before="0"/>
-      </w:pPr>
-      <w:r>
-        <w:rPr>
-          <w:color w:val="BBBBBB"/>
-        </w:rPr>
-        <w:t xml:space="preserve">____________________________________________________</w:t>
+        <w:t xml:space="preserve"/>
       </w:r>
     </w:p>
     <w:p>
@@ -328,118 +2429,967 @@
         <w:t xml:space="preserve">Usa la ecuación de las dos maneras.</w:t>
       </w:r>
     </w:p>
-    <w:p>
-      <w:pPr>
-        <w:spacing w:after="40" w:before="0"/>
-      </w:pPr>
-      <w:r>
-        <w:rPr>
-          <w:sz w:val="22"/>
-          <w:szCs w:val="22"/>
-        </w:rPr>
-        <w:t xml:space="preserve">1.  Use c = 2.5h. How many cars are made in 24 hours?</w:t>
-      </w:r>
-    </w:p>
+    <w:tbl>
+      <w:tblPr>
+        <w:tblW w:type="dxa" w:w="9360"/>
+        <w:tblBorders>
+          <w:top w:val="single" w:color="C7D2DD" w:sz="6"/>
+          <w:left w:val="single" w:color="C7D2DD" w:sz="6"/>
+          <w:bottom w:val="single" w:color="C7D2DD" w:sz="6"/>
+          <w:right w:val="single" w:color="C7D2DD" w:sz="6"/>
+          <w:insideH w:val="single" w:color="C7D2DD" w:sz="6"/>
+          <w:insideV w:val="single" w:color="C7D2DD" w:sz="6"/>
+        </w:tblBorders>
+      </w:tblPr>
+      <w:tblGrid>
+        <w:gridCol w:w="2800"/>
+        <w:gridCol w:w="3560"/>
+        <w:gridCol w:w="3000"/>
+      </w:tblGrid>
+      <w:tr>
+        <w:trPr>
+          <w:cantSplit/>
+          <w:tblHeader/>
+        </w:trPr>
+        <w:tc>
+          <w:tcPr>
+            <w:tcW w:type="dxa" w:w="2800"/>
+            <w:shd w:fill="EEF4F8" w:color="auto" w:val="clear"/>
+            <w:tcMar>
+              <w:top w:type="dxa" w:w="60"/>
+              <w:left w:type="dxa" w:w="100"/>
+              <w:bottom w:type="dxa" w:w="60"/>
+              <w:right w:type="dxa" w:w="100"/>
+            </w:tcMar>
+          </w:tcPr>
+          <w:p>
+            <w:pPr>
+              <w:spacing w:after="0" w:before="0"/>
+            </w:pPr>
+            <w:r>
+              <w:rPr>
+                <w:b/>
+                <w:bCs/>
+                <w:color w:val="0F2B3C"/>
+                <w:sz w:val="16"/>
+                <w:szCs w:val="16"/>
+              </w:rPr>
+              <w:t xml:space="preserve">CORE PROBLEM / GIVEN REPRESENTATION</w:t>
+            </w:r>
+          </w:p>
+        </w:tc>
+        <w:tc>
+          <w:tcPr>
+            <w:tcW w:type="dxa" w:w="3560"/>
+            <w:shd w:fill="EEF4F8" w:color="auto" w:val="clear"/>
+            <w:tcMar>
+              <w:top w:type="dxa" w:w="60"/>
+              <w:left w:type="dxa" w:w="100"/>
+              <w:bottom w:type="dxa" w:w="60"/>
+              <w:right w:type="dxa" w:w="100"/>
+            </w:tcMar>
+          </w:tcPr>
+          <w:p>
+            <w:pPr>
+              <w:spacing w:after="0" w:before="0"/>
+            </w:pPr>
+            <w:r>
+              <w:rPr>
+                <w:b/>
+                <w:bCs/>
+                <w:color w:val="0F2B3C"/>
+                <w:sz w:val="16"/>
+                <w:szCs w:val="16"/>
+              </w:rPr>
+              <w:t xml:space="preserve">WORKING SPACE / CALCULATION STEPS</w:t>
+            </w:r>
+          </w:p>
+        </w:tc>
+        <w:tc>
+          <w:tcPr>
+            <w:tcW w:type="dxa" w:w="3000"/>
+            <w:shd w:fill="FBF3E2" w:color="auto" w:val="clear"/>
+            <w:tcMar>
+              <w:top w:type="dxa" w:w="60"/>
+              <w:left w:type="dxa" w:w="100"/>
+              <w:bottom w:type="dxa" w:w="60"/>
+              <w:right w:type="dxa" w:w="100"/>
+            </w:tcMar>
+          </w:tcPr>
+          <w:p>
+            <w:pPr>
+              <w:spacing w:after="0" w:before="0"/>
+            </w:pPr>
+            <w:r>
+              <w:rPr>
+                <w:b/>
+                <w:bCs/>
+                <w:color w:val="7A5400"/>
+                <w:sz w:val="16"/>
+                <w:szCs w:val="16"/>
+              </w:rPr>
+              <w:t xml:space="preserve">EXPLAIN YOUR REASONING</w:t>
+            </w:r>
+          </w:p>
+        </w:tc>
+      </w:tr>
+      <w:tr>
+        <w:trPr>
+          <w:cantSplit/>
+        </w:trPr>
+        <w:tc>
+          <w:tcPr>
+            <w:tcW w:type="dxa" w:w="2800"/>
+            <w:tcMar>
+              <w:top w:type="dxa" w:w="80"/>
+              <w:left w:type="dxa" w:w="100"/>
+              <w:bottom w:type="dxa" w:w="80"/>
+              <w:right w:type="dxa" w:w="100"/>
+            </w:tcMar>
+            <w:vAlign w:val="top"/>
+          </w:tcPr>
+          <w:p>
+            <w:pPr>
+              <w:spacing w:after="40" w:before="0"/>
+            </w:pPr>
+            <w:r>
+              <w:rPr>
+                <w:b/>
+                <w:bCs/>
+                <w:color w:val="0F2B3C"/>
+                <w:sz w:val="20"/>
+                <w:szCs w:val="20"/>
+              </w:rPr>
+              <w:t xml:space="preserve">1.  Use c = 2.5h. How many cars are made in 24 hours?</w:t>
+            </w:r>
+          </w:p>
+          <w:p>
+            <w:pPr>
+              <w:spacing w:after="40" w:before="0"/>
+            </w:pPr>
+            <w:r>
+              <w:rPr>
+                <w:i/>
+                <w:iCs/>
+                <w:color w:val="3F4D5C"/>
+                <w:sz w:val="20"/>
+                <w:szCs w:val="20"/>
+              </w:rPr>
+              <w:t xml:space="preserve">A. Usa c = 2.5h. ¿Cuántos carros se hacen en 24 horas?</w:t>
+            </w:r>
+          </w:p>
+        </w:tc>
+        <w:tc>
+          <w:tcPr>
+            <w:tcW w:type="dxa" w:w="3560"/>
+            <w:tcMar>
+              <w:top w:type="dxa" w:w="80"/>
+              <w:left w:type="dxa" w:w="100"/>
+              <w:bottom w:type="dxa" w:w="80"/>
+              <w:right w:type="dxa" w:w="100"/>
+            </w:tcMar>
+            <w:vAlign w:val="top"/>
+          </w:tcPr>
+          <w:p>
+            <w:pPr>
+              <w:spacing w:after="50" w:before="0"/>
+            </w:pPr>
+            <w:r>
+              <w:rPr>
+                <w:color w:val="BBBBBB"/>
+                <w:sz w:val="18"/>
+                <w:szCs w:val="18"/>
+              </w:rPr>
+              <w:t xml:space="preserve">____________________________</w:t>
+            </w:r>
+          </w:p>
+          <w:p>
+            <w:pPr>
+              <w:spacing w:after="50" w:before="0"/>
+            </w:pPr>
+            <w:r>
+              <w:rPr>
+                <w:color w:val="BBBBBB"/>
+                <w:sz w:val="18"/>
+                <w:szCs w:val="18"/>
+              </w:rPr>
+              <w:t xml:space="preserve">____________________________</w:t>
+            </w:r>
+          </w:p>
+          <w:p>
+            <w:pPr>
+              <w:spacing w:after="50" w:before="0"/>
+            </w:pPr>
+            <w:r>
+              <w:rPr>
+                <w:color w:val="BBBBBB"/>
+                <w:sz w:val="18"/>
+                <w:szCs w:val="18"/>
+              </w:rPr>
+              <w:t xml:space="preserve">____________________________</w:t>
+            </w:r>
+          </w:p>
+          <w:p>
+            <w:pPr>
+              <w:spacing w:after="50" w:before="0"/>
+            </w:pPr>
+            <w:r>
+              <w:rPr>
+                <w:color w:val="BBBBBB"/>
+                <w:sz w:val="18"/>
+                <w:szCs w:val="18"/>
+              </w:rPr>
+              <w:t xml:space="preserve">____________________________</w:t>
+            </w:r>
+          </w:p>
+        </w:tc>
+        <w:tc>
+          <w:tcPr>
+            <w:tcW w:type="dxa" w:w="3000"/>
+            <w:shd w:fill="FBF3E2" w:color="auto" w:val="clear"/>
+            <w:tcMar>
+              <w:top w:type="dxa" w:w="80"/>
+              <w:left w:type="dxa" w:w="100"/>
+              <w:bottom w:type="dxa" w:w="80"/>
+              <w:right w:type="dxa" w:w="100"/>
+            </w:tcMar>
+            <w:vAlign w:val="top"/>
+          </w:tcPr>
+          <w:p>
+            <w:pPr>
+              <w:spacing w:after="30" w:before="0"/>
+            </w:pPr>
+            <w:r>
+              <w:rPr>
+                <w:b/>
+                <w:bCs/>
+                <w:color w:val="0F2B3C"/>
+                <w:sz w:val="18"/>
+                <w:szCs w:val="18"/>
+              </w:rPr>
+              <w:t xml:space="preserve">Because... ________________</w:t>
+            </w:r>
+          </w:p>
+          <w:p>
+            <w:pPr>
+              <w:spacing w:after="50" w:before="0"/>
+            </w:pPr>
+            <w:r>
+              <w:rPr>
+                <w:color w:val="BBBBBB"/>
+                <w:sz w:val="18"/>
+                <w:szCs w:val="18"/>
+              </w:rPr>
+              <w:t xml:space="preserve">____________________________</w:t>
+            </w:r>
+          </w:p>
+          <w:p>
+            <w:pPr>
+              <w:spacing w:after="30" w:before="40"/>
+            </w:pPr>
+            <w:r>
+              <w:rPr>
+                <w:b/>
+                <w:bCs/>
+                <w:color w:val="1A6FB5"/>
+                <w:sz w:val="18"/>
+                <w:szCs w:val="18"/>
+              </w:rPr>
+              <w:t xml:space="preserve">Although... _______________</w:t>
+            </w:r>
+          </w:p>
+          <w:p>
+            <w:pPr>
+              <w:spacing w:after="50" w:before="0"/>
+            </w:pPr>
+            <w:r>
+              <w:rPr>
+                <w:color w:val="BBBBBB"/>
+                <w:sz w:val="18"/>
+                <w:szCs w:val="18"/>
+              </w:rPr>
+              <w:t xml:space="preserve">____________________________</w:t>
+            </w:r>
+          </w:p>
+          <w:p>
+            <w:pPr>
+              <w:spacing w:after="30" w:before="40"/>
+            </w:pPr>
+            <w:r>
+              <w:rPr>
+                <w:b/>
+                <w:bCs/>
+                <w:color w:val="7A5400"/>
+                <w:sz w:val="18"/>
+                <w:szCs w:val="18"/>
+              </w:rPr>
+              <w:t xml:space="preserve">Therefore... ______________</w:t>
+            </w:r>
+          </w:p>
+          <w:p>
+            <w:pPr>
+              <w:spacing w:after="50" w:before="0"/>
+            </w:pPr>
+            <w:r>
+              <w:rPr>
+                <w:color w:val="BBBBBB"/>
+                <w:sz w:val="18"/>
+                <w:szCs w:val="18"/>
+              </w:rPr>
+              <w:t xml:space="preserve">____________________________</w:t>
+            </w:r>
+          </w:p>
+        </w:tc>
+      </w:tr>
+    </w:tbl>
     <w:p>
       <w:pPr>
         <w:spacing w:after="60" w:before="0"/>
       </w:pPr>
       <w:r>
-        <w:rPr>
-          <w:i/>
-          <w:iCs/>
-          <w:color w:val="3F4D5C"/>
-          <w:sz w:val="20"/>
-          <w:szCs w:val="20"/>
-        </w:rPr>
-        <w:t xml:space="preserve">A. Usa c = 2.5h. ¿Cuántos carros se hacen en 24 horas?</w:t>
-      </w:r>
-    </w:p>
-    <w:p>
-      <w:pPr>
-        <w:spacing w:after="80" w:before="0"/>
-      </w:pPr>
-      <w:r>
-        <w:rPr>
-          <w:color w:val="BBBBBB"/>
-        </w:rPr>
-        <w:t xml:space="preserve">____________________________________________________</w:t>
-      </w:r>
-    </w:p>
-    <w:p>
-      <w:pPr>
-        <w:spacing w:after="40" w:before="0"/>
-      </w:pPr>
-      <w:r>
-        <w:rPr>
-          <w:sz w:val="22"/>
-          <w:szCs w:val="22"/>
-        </w:rPr>
-        <w:t xml:space="preserve">2.  A machine fills 45 bottles each minute: b = 45m. How many minutes does it take to fill 1,800 bottles?</w:t>
-      </w:r>
-    </w:p>
+        <w:t xml:space="preserve"/>
+      </w:r>
+    </w:p>
+    <w:tbl>
+      <w:tblPr>
+        <w:tblW w:type="dxa" w:w="9360"/>
+        <w:tblBorders>
+          <w:top w:val="single" w:color="C7D2DD" w:sz="6"/>
+          <w:left w:val="single" w:color="C7D2DD" w:sz="6"/>
+          <w:bottom w:val="single" w:color="C7D2DD" w:sz="6"/>
+          <w:right w:val="single" w:color="C7D2DD" w:sz="6"/>
+          <w:insideH w:val="single" w:color="C7D2DD" w:sz="6"/>
+          <w:insideV w:val="single" w:color="C7D2DD" w:sz="6"/>
+        </w:tblBorders>
+      </w:tblPr>
+      <w:tblGrid>
+        <w:gridCol w:w="2800"/>
+        <w:gridCol w:w="3560"/>
+        <w:gridCol w:w="3000"/>
+      </w:tblGrid>
+      <w:tr>
+        <w:trPr>
+          <w:cantSplit/>
+          <w:tblHeader/>
+        </w:trPr>
+        <w:tc>
+          <w:tcPr>
+            <w:tcW w:type="dxa" w:w="2800"/>
+            <w:shd w:fill="EEF4F8" w:color="auto" w:val="clear"/>
+            <w:tcMar>
+              <w:top w:type="dxa" w:w="60"/>
+              <w:left w:type="dxa" w:w="100"/>
+              <w:bottom w:type="dxa" w:w="60"/>
+              <w:right w:type="dxa" w:w="100"/>
+            </w:tcMar>
+          </w:tcPr>
+          <w:p>
+            <w:pPr>
+              <w:spacing w:after="0" w:before="0"/>
+            </w:pPr>
+            <w:r>
+              <w:rPr>
+                <w:b/>
+                <w:bCs/>
+                <w:color w:val="0F2B3C"/>
+                <w:sz w:val="16"/>
+                <w:szCs w:val="16"/>
+              </w:rPr>
+              <w:t xml:space="preserve">CORE PROBLEM / GIVEN REPRESENTATION</w:t>
+            </w:r>
+          </w:p>
+        </w:tc>
+        <w:tc>
+          <w:tcPr>
+            <w:tcW w:type="dxa" w:w="3560"/>
+            <w:shd w:fill="EEF4F8" w:color="auto" w:val="clear"/>
+            <w:tcMar>
+              <w:top w:type="dxa" w:w="60"/>
+              <w:left w:type="dxa" w:w="100"/>
+              <w:bottom w:type="dxa" w:w="60"/>
+              <w:right w:type="dxa" w:w="100"/>
+            </w:tcMar>
+          </w:tcPr>
+          <w:p>
+            <w:pPr>
+              <w:spacing w:after="0" w:before="0"/>
+            </w:pPr>
+            <w:r>
+              <w:rPr>
+                <w:b/>
+                <w:bCs/>
+                <w:color w:val="0F2B3C"/>
+                <w:sz w:val="16"/>
+                <w:szCs w:val="16"/>
+              </w:rPr>
+              <w:t xml:space="preserve">WORKING SPACE / CALCULATION STEPS</w:t>
+            </w:r>
+          </w:p>
+        </w:tc>
+        <w:tc>
+          <w:tcPr>
+            <w:tcW w:type="dxa" w:w="3000"/>
+            <w:shd w:fill="FBF3E2" w:color="auto" w:val="clear"/>
+            <w:tcMar>
+              <w:top w:type="dxa" w:w="60"/>
+              <w:left w:type="dxa" w:w="100"/>
+              <w:bottom w:type="dxa" w:w="60"/>
+              <w:right w:type="dxa" w:w="100"/>
+            </w:tcMar>
+          </w:tcPr>
+          <w:p>
+            <w:pPr>
+              <w:spacing w:after="0" w:before="0"/>
+            </w:pPr>
+            <w:r>
+              <w:rPr>
+                <w:b/>
+                <w:bCs/>
+                <w:color w:val="7A5400"/>
+                <w:sz w:val="16"/>
+                <w:szCs w:val="16"/>
+              </w:rPr>
+              <w:t xml:space="preserve">EXPLAIN YOUR REASONING</w:t>
+            </w:r>
+          </w:p>
+        </w:tc>
+      </w:tr>
+      <w:tr>
+        <w:trPr>
+          <w:cantSplit/>
+        </w:trPr>
+        <w:tc>
+          <w:tcPr>
+            <w:tcW w:type="dxa" w:w="2800"/>
+            <w:tcMar>
+              <w:top w:type="dxa" w:w="80"/>
+              <w:left w:type="dxa" w:w="100"/>
+              <w:bottom w:type="dxa" w:w="80"/>
+              <w:right w:type="dxa" w:w="100"/>
+            </w:tcMar>
+            <w:vAlign w:val="top"/>
+          </w:tcPr>
+          <w:p>
+            <w:pPr>
+              <w:spacing w:after="40" w:before="0"/>
+            </w:pPr>
+            <w:r>
+              <w:rPr>
+                <w:b/>
+                <w:bCs/>
+                <w:color w:val="0F2B3C"/>
+                <w:sz w:val="20"/>
+                <w:szCs w:val="20"/>
+              </w:rPr>
+              <w:t xml:space="preserve">2.  A machine fills 45 bottles each minute: b = 45m. How many minutes does it take to fill 1,800 bottles?</w:t>
+            </w:r>
+          </w:p>
+          <w:p>
+            <w:pPr>
+              <w:spacing w:after="40" w:before="0"/>
+            </w:pPr>
+            <w:r>
+              <w:rPr>
+                <w:i/>
+                <w:iCs/>
+                <w:color w:val="3F4D5C"/>
+                <w:sz w:val="20"/>
+                <w:szCs w:val="20"/>
+              </w:rPr>
+              <w:t xml:space="preserve">B. Una máquina llena 45 botellas cada minuto: b = 45m. ¿Cuántos minutos toma llenar 1,800 botellas?</w:t>
+            </w:r>
+          </w:p>
+        </w:tc>
+        <w:tc>
+          <w:tcPr>
+            <w:tcW w:type="dxa" w:w="3560"/>
+            <w:tcMar>
+              <w:top w:type="dxa" w:w="80"/>
+              <w:left w:type="dxa" w:w="100"/>
+              <w:bottom w:type="dxa" w:w="80"/>
+              <w:right w:type="dxa" w:w="100"/>
+            </w:tcMar>
+            <w:vAlign w:val="top"/>
+          </w:tcPr>
+          <w:p>
+            <w:pPr>
+              <w:spacing w:after="50" w:before="0"/>
+            </w:pPr>
+            <w:r>
+              <w:rPr>
+                <w:color w:val="BBBBBB"/>
+                <w:sz w:val="18"/>
+                <w:szCs w:val="18"/>
+              </w:rPr>
+              <w:t xml:space="preserve">____________________________</w:t>
+            </w:r>
+          </w:p>
+          <w:p>
+            <w:pPr>
+              <w:spacing w:after="50" w:before="0"/>
+            </w:pPr>
+            <w:r>
+              <w:rPr>
+                <w:color w:val="BBBBBB"/>
+                <w:sz w:val="18"/>
+                <w:szCs w:val="18"/>
+              </w:rPr>
+              <w:t xml:space="preserve">____________________________</w:t>
+            </w:r>
+          </w:p>
+          <w:p>
+            <w:pPr>
+              <w:spacing w:after="50" w:before="0"/>
+            </w:pPr>
+            <w:r>
+              <w:rPr>
+                <w:color w:val="BBBBBB"/>
+                <w:sz w:val="18"/>
+                <w:szCs w:val="18"/>
+              </w:rPr>
+              <w:t xml:space="preserve">____________________________</w:t>
+            </w:r>
+          </w:p>
+          <w:p>
+            <w:pPr>
+              <w:spacing w:after="50" w:before="0"/>
+            </w:pPr>
+            <w:r>
+              <w:rPr>
+                <w:color w:val="BBBBBB"/>
+                <w:sz w:val="18"/>
+                <w:szCs w:val="18"/>
+              </w:rPr>
+              <w:t xml:space="preserve">____________________________</w:t>
+            </w:r>
+          </w:p>
+        </w:tc>
+        <w:tc>
+          <w:tcPr>
+            <w:tcW w:type="dxa" w:w="3000"/>
+            <w:shd w:fill="FBF3E2" w:color="auto" w:val="clear"/>
+            <w:tcMar>
+              <w:top w:type="dxa" w:w="80"/>
+              <w:left w:type="dxa" w:w="100"/>
+              <w:bottom w:type="dxa" w:w="80"/>
+              <w:right w:type="dxa" w:w="100"/>
+            </w:tcMar>
+            <w:vAlign w:val="top"/>
+          </w:tcPr>
+          <w:p>
+            <w:pPr>
+              <w:spacing w:after="30" w:before="0"/>
+            </w:pPr>
+            <w:r>
+              <w:rPr>
+                <w:b/>
+                <w:bCs/>
+                <w:color w:val="0F2B3C"/>
+                <w:sz w:val="18"/>
+                <w:szCs w:val="18"/>
+              </w:rPr>
+              <w:t xml:space="preserve">Because... ________________</w:t>
+            </w:r>
+          </w:p>
+          <w:p>
+            <w:pPr>
+              <w:spacing w:after="50" w:before="0"/>
+            </w:pPr>
+            <w:r>
+              <w:rPr>
+                <w:color w:val="BBBBBB"/>
+                <w:sz w:val="18"/>
+                <w:szCs w:val="18"/>
+              </w:rPr>
+              <w:t xml:space="preserve">____________________________</w:t>
+            </w:r>
+          </w:p>
+          <w:p>
+            <w:pPr>
+              <w:spacing w:after="30" w:before="40"/>
+            </w:pPr>
+            <w:r>
+              <w:rPr>
+                <w:b/>
+                <w:bCs/>
+                <w:color w:val="1A6FB5"/>
+                <w:sz w:val="18"/>
+                <w:szCs w:val="18"/>
+              </w:rPr>
+              <w:t xml:space="preserve">Although... _______________</w:t>
+            </w:r>
+          </w:p>
+          <w:p>
+            <w:pPr>
+              <w:spacing w:after="50" w:before="0"/>
+            </w:pPr>
+            <w:r>
+              <w:rPr>
+                <w:color w:val="BBBBBB"/>
+                <w:sz w:val="18"/>
+                <w:szCs w:val="18"/>
+              </w:rPr>
+              <w:t xml:space="preserve">____________________________</w:t>
+            </w:r>
+          </w:p>
+          <w:p>
+            <w:pPr>
+              <w:spacing w:after="30" w:before="40"/>
+            </w:pPr>
+            <w:r>
+              <w:rPr>
+                <w:b/>
+                <w:bCs/>
+                <w:color w:val="7A5400"/>
+                <w:sz w:val="18"/>
+                <w:szCs w:val="18"/>
+              </w:rPr>
+              <w:t xml:space="preserve">Therefore... ______________</w:t>
+            </w:r>
+          </w:p>
+          <w:p>
+            <w:pPr>
+              <w:spacing w:after="50" w:before="0"/>
+            </w:pPr>
+            <w:r>
+              <w:rPr>
+                <w:color w:val="BBBBBB"/>
+                <w:sz w:val="18"/>
+                <w:szCs w:val="18"/>
+              </w:rPr>
+              <w:t xml:space="preserve">____________________________</w:t>
+            </w:r>
+          </w:p>
+        </w:tc>
+      </w:tr>
+    </w:tbl>
     <w:p>
       <w:pPr>
         <w:spacing w:after="60" w:before="0"/>
       </w:pPr>
       <w:r>
-        <w:rPr>
-          <w:i/>
-          <w:iCs/>
-          <w:color w:val="3F4D5C"/>
-          <w:sz w:val="20"/>
-          <w:szCs w:val="20"/>
-        </w:rPr>
-        <w:t xml:space="preserve">B. Una máquina llena 45 botellas cada minuto: b = 45m. ¿Cuántos minutos toma llenar 1,800 botellas?</w:t>
-      </w:r>
-    </w:p>
-    <w:p>
-      <w:pPr>
-        <w:spacing w:after="80" w:before="0"/>
-      </w:pPr>
-      <w:r>
-        <w:rPr>
-          <w:color w:val="BBBBBB"/>
-        </w:rPr>
-        <w:t xml:space="preserve">____________________________________________________</w:t>
-      </w:r>
-    </w:p>
-    <w:p>
-      <w:pPr>
-        <w:spacing w:after="40" w:before="0"/>
-      </w:pPr>
-      <w:r>
-        <w:rPr>
-          <w:sz w:val="22"/>
-          <w:szCs w:val="22"/>
-        </w:rPr>
-        <w:t xml:space="preserve">3.  Use 2.5h = 1,000. How many hours does it take to make 1,000 cars?</w:t>
-      </w:r>
-    </w:p>
+        <w:t xml:space="preserve"/>
+      </w:r>
+    </w:p>
+    <w:tbl>
+      <w:tblPr>
+        <w:tblW w:type="dxa" w:w="9360"/>
+        <w:tblBorders>
+          <w:top w:val="single" w:color="C7D2DD" w:sz="6"/>
+          <w:left w:val="single" w:color="C7D2DD" w:sz="6"/>
+          <w:bottom w:val="single" w:color="C7D2DD" w:sz="6"/>
+          <w:right w:val="single" w:color="C7D2DD" w:sz="6"/>
+          <w:insideH w:val="single" w:color="C7D2DD" w:sz="6"/>
+          <w:insideV w:val="single" w:color="C7D2DD" w:sz="6"/>
+        </w:tblBorders>
+      </w:tblPr>
+      <w:tblGrid>
+        <w:gridCol w:w="2800"/>
+        <w:gridCol w:w="3560"/>
+        <w:gridCol w:w="3000"/>
+      </w:tblGrid>
+      <w:tr>
+        <w:trPr>
+          <w:cantSplit/>
+          <w:tblHeader/>
+        </w:trPr>
+        <w:tc>
+          <w:tcPr>
+            <w:tcW w:type="dxa" w:w="2800"/>
+            <w:shd w:fill="EEF4F8" w:color="auto" w:val="clear"/>
+            <w:tcMar>
+              <w:top w:type="dxa" w:w="60"/>
+              <w:left w:type="dxa" w:w="100"/>
+              <w:bottom w:type="dxa" w:w="60"/>
+              <w:right w:type="dxa" w:w="100"/>
+            </w:tcMar>
+          </w:tcPr>
+          <w:p>
+            <w:pPr>
+              <w:spacing w:after="0" w:before="0"/>
+            </w:pPr>
+            <w:r>
+              <w:rPr>
+                <w:b/>
+                <w:bCs/>
+                <w:color w:val="0F2B3C"/>
+                <w:sz w:val="16"/>
+                <w:szCs w:val="16"/>
+              </w:rPr>
+              <w:t xml:space="preserve">CORE PROBLEM / GIVEN REPRESENTATION</w:t>
+            </w:r>
+          </w:p>
+        </w:tc>
+        <w:tc>
+          <w:tcPr>
+            <w:tcW w:type="dxa" w:w="3560"/>
+            <w:shd w:fill="EEF4F8" w:color="auto" w:val="clear"/>
+            <w:tcMar>
+              <w:top w:type="dxa" w:w="60"/>
+              <w:left w:type="dxa" w:w="100"/>
+              <w:bottom w:type="dxa" w:w="60"/>
+              <w:right w:type="dxa" w:w="100"/>
+            </w:tcMar>
+          </w:tcPr>
+          <w:p>
+            <w:pPr>
+              <w:spacing w:after="0" w:before="0"/>
+            </w:pPr>
+            <w:r>
+              <w:rPr>
+                <w:b/>
+                <w:bCs/>
+                <w:color w:val="0F2B3C"/>
+                <w:sz w:val="16"/>
+                <w:szCs w:val="16"/>
+              </w:rPr>
+              <w:t xml:space="preserve">WORKING SPACE / CALCULATION STEPS</w:t>
+            </w:r>
+          </w:p>
+        </w:tc>
+        <w:tc>
+          <w:tcPr>
+            <w:tcW w:type="dxa" w:w="3000"/>
+            <w:shd w:fill="FBF3E2" w:color="auto" w:val="clear"/>
+            <w:tcMar>
+              <w:top w:type="dxa" w:w="60"/>
+              <w:left w:type="dxa" w:w="100"/>
+              <w:bottom w:type="dxa" w:w="60"/>
+              <w:right w:type="dxa" w:w="100"/>
+            </w:tcMar>
+          </w:tcPr>
+          <w:p>
+            <w:pPr>
+              <w:spacing w:after="0" w:before="0"/>
+            </w:pPr>
+            <w:r>
+              <w:rPr>
+                <w:b/>
+                <w:bCs/>
+                <w:color w:val="7A5400"/>
+                <w:sz w:val="16"/>
+                <w:szCs w:val="16"/>
+              </w:rPr>
+              <w:t xml:space="preserve">EXPLAIN YOUR REASONING</w:t>
+            </w:r>
+          </w:p>
+        </w:tc>
+      </w:tr>
+      <w:tr>
+        <w:trPr>
+          <w:cantSplit/>
+        </w:trPr>
+        <w:tc>
+          <w:tcPr>
+            <w:tcW w:type="dxa" w:w="2800"/>
+            <w:tcMar>
+              <w:top w:type="dxa" w:w="80"/>
+              <w:left w:type="dxa" w:w="100"/>
+              <w:bottom w:type="dxa" w:w="80"/>
+              <w:right w:type="dxa" w:w="100"/>
+            </w:tcMar>
+            <w:vAlign w:val="top"/>
+          </w:tcPr>
+          <w:p>
+            <w:pPr>
+              <w:spacing w:after="40" w:before="0"/>
+            </w:pPr>
+            <w:r>
+              <w:rPr>
+                <w:b/>
+                <w:bCs/>
+                <w:color w:val="0F2B3C"/>
+                <w:sz w:val="20"/>
+                <w:szCs w:val="20"/>
+              </w:rPr>
+              <w:t xml:space="preserve">3.  Use 2.5h = 1,000. How many hours does it take to make 1,000 cars?</w:t>
+            </w:r>
+          </w:p>
+          <w:p>
+            <w:pPr>
+              <w:spacing w:after="40" w:before="0"/>
+            </w:pPr>
+            <w:r>
+              <w:rPr>
+                <w:i/>
+                <w:iCs/>
+                <w:color w:val="3F4D5C"/>
+                <w:sz w:val="20"/>
+                <w:szCs w:val="20"/>
+              </w:rPr>
+              <w:t xml:space="preserve">C. Usa 2.5h = 1,000. ¿Cuántas horas toma hacer 1,000 carros?</w:t>
+            </w:r>
+          </w:p>
+        </w:tc>
+        <w:tc>
+          <w:tcPr>
+            <w:tcW w:type="dxa" w:w="3560"/>
+            <w:tcMar>
+              <w:top w:type="dxa" w:w="80"/>
+              <w:left w:type="dxa" w:w="100"/>
+              <w:bottom w:type="dxa" w:w="80"/>
+              <w:right w:type="dxa" w:w="100"/>
+            </w:tcMar>
+            <w:vAlign w:val="top"/>
+          </w:tcPr>
+          <w:p>
+            <w:pPr>
+              <w:spacing w:after="50" w:before="0"/>
+            </w:pPr>
+            <w:r>
+              <w:rPr>
+                <w:color w:val="BBBBBB"/>
+                <w:sz w:val="18"/>
+                <w:szCs w:val="18"/>
+              </w:rPr>
+              <w:t xml:space="preserve">____________________________</w:t>
+            </w:r>
+          </w:p>
+          <w:p>
+            <w:pPr>
+              <w:spacing w:after="50" w:before="0"/>
+            </w:pPr>
+            <w:r>
+              <w:rPr>
+                <w:color w:val="BBBBBB"/>
+                <w:sz w:val="18"/>
+                <w:szCs w:val="18"/>
+              </w:rPr>
+              <w:t xml:space="preserve">____________________________</w:t>
+            </w:r>
+          </w:p>
+          <w:p>
+            <w:pPr>
+              <w:spacing w:after="50" w:before="0"/>
+            </w:pPr>
+            <w:r>
+              <w:rPr>
+                <w:color w:val="BBBBBB"/>
+                <w:sz w:val="18"/>
+                <w:szCs w:val="18"/>
+              </w:rPr>
+              <w:t xml:space="preserve">____________________________</w:t>
+            </w:r>
+          </w:p>
+          <w:p>
+            <w:pPr>
+              <w:spacing w:after="50" w:before="0"/>
+            </w:pPr>
+            <w:r>
+              <w:rPr>
+                <w:color w:val="BBBBBB"/>
+                <w:sz w:val="18"/>
+                <w:szCs w:val="18"/>
+              </w:rPr>
+              <w:t xml:space="preserve">____________________________</w:t>
+            </w:r>
+          </w:p>
+        </w:tc>
+        <w:tc>
+          <w:tcPr>
+            <w:tcW w:type="dxa" w:w="3000"/>
+            <w:shd w:fill="FBF3E2" w:color="auto" w:val="clear"/>
+            <w:tcMar>
+              <w:top w:type="dxa" w:w="80"/>
+              <w:left w:type="dxa" w:w="100"/>
+              <w:bottom w:type="dxa" w:w="80"/>
+              <w:right w:type="dxa" w:w="100"/>
+            </w:tcMar>
+            <w:vAlign w:val="top"/>
+          </w:tcPr>
+          <w:p>
+            <w:pPr>
+              <w:spacing w:after="30" w:before="0"/>
+            </w:pPr>
+            <w:r>
+              <w:rPr>
+                <w:b/>
+                <w:bCs/>
+                <w:color w:val="0F2B3C"/>
+                <w:sz w:val="18"/>
+                <w:szCs w:val="18"/>
+              </w:rPr>
+              <w:t xml:space="preserve">Because... ________________</w:t>
+            </w:r>
+          </w:p>
+          <w:p>
+            <w:pPr>
+              <w:spacing w:after="50" w:before="0"/>
+            </w:pPr>
+            <w:r>
+              <w:rPr>
+                <w:color w:val="BBBBBB"/>
+                <w:sz w:val="18"/>
+                <w:szCs w:val="18"/>
+              </w:rPr>
+              <w:t xml:space="preserve">____________________________</w:t>
+            </w:r>
+          </w:p>
+          <w:p>
+            <w:pPr>
+              <w:spacing w:after="30" w:before="40"/>
+            </w:pPr>
+            <w:r>
+              <w:rPr>
+                <w:b/>
+                <w:bCs/>
+                <w:color w:val="1A6FB5"/>
+                <w:sz w:val="18"/>
+                <w:szCs w:val="18"/>
+              </w:rPr>
+              <w:t xml:space="preserve">Although... _______________</w:t>
+            </w:r>
+          </w:p>
+          <w:p>
+            <w:pPr>
+              <w:spacing w:after="50" w:before="0"/>
+            </w:pPr>
+            <w:r>
+              <w:rPr>
+                <w:color w:val="BBBBBB"/>
+                <w:sz w:val="18"/>
+                <w:szCs w:val="18"/>
+              </w:rPr>
+              <w:t xml:space="preserve">____________________________</w:t>
+            </w:r>
+          </w:p>
+          <w:p>
+            <w:pPr>
+              <w:spacing w:after="30" w:before="40"/>
+            </w:pPr>
+            <w:r>
+              <w:rPr>
+                <w:b/>
+                <w:bCs/>
+                <w:color w:val="7A5400"/>
+                <w:sz w:val="18"/>
+                <w:szCs w:val="18"/>
+              </w:rPr>
+              <w:t xml:space="preserve">Therefore... ______________</w:t>
+            </w:r>
+          </w:p>
+          <w:p>
+            <w:pPr>
+              <w:spacing w:after="50" w:before="0"/>
+            </w:pPr>
+            <w:r>
+              <w:rPr>
+                <w:color w:val="BBBBBB"/>
+                <w:sz w:val="18"/>
+                <w:szCs w:val="18"/>
+              </w:rPr>
+              <w:t xml:space="preserve">____________________________</w:t>
+            </w:r>
+          </w:p>
+        </w:tc>
+      </w:tr>
+    </w:tbl>
     <w:p>
       <w:pPr>
         <w:spacing w:after="60" w:before="0"/>
       </w:pPr>
       <w:r>
-        <w:rPr>
-          <w:i/>
-          <w:iCs/>
-          <w:color w:val="3F4D5C"/>
-          <w:sz w:val="20"/>
-          <w:szCs w:val="20"/>
-        </w:rPr>
-        <w:t xml:space="preserve">C. Usa 2.5h = 1,000. ¿Cuántas horas toma hacer 1,000 carros?</w:t>
-      </w:r>
-    </w:p>
-    <w:p>
-      <w:pPr>
-        <w:spacing w:after="80" w:before="0"/>
-      </w:pPr>
-      <w:r>
-        <w:rPr>
-          <w:color w:val="BBBBBB"/>
-        </w:rPr>
-        <w:t xml:space="preserve">____________________________________________________</w:t>
+        <w:t xml:space="preserve"/>
       </w:r>
     </w:p>
     <w:p>
@@ -486,131 +3436,980 @@
         <w:t xml:space="preserve">Decide cuándo redondear hacia arriba.</w:t>
       </w:r>
     </w:p>
-    <w:p>
-      <w:pPr>
-        <w:spacing w:after="40" w:before="0"/>
-      </w:pPr>
-      <w:r>
-        <w:rPr>
-          <w:sz w:val="22"/>
-          <w:szCs w:val="22"/>
-        </w:rPr>
-        <w:t xml:space="preserve">1.  The goal is to raise at least $500. Each car wash earns $12. What is the fewest number of cars to wash?</w:t>
-      </w:r>
-    </w:p>
+    <w:tbl>
+      <w:tblPr>
+        <w:tblW w:type="dxa" w:w="9360"/>
+        <w:tblBorders>
+          <w:top w:val="single" w:color="C7D2DD" w:sz="6"/>
+          <w:left w:val="single" w:color="C7D2DD" w:sz="6"/>
+          <w:bottom w:val="single" w:color="C7D2DD" w:sz="6"/>
+          <w:right w:val="single" w:color="C7D2DD" w:sz="6"/>
+          <w:insideH w:val="single" w:color="C7D2DD" w:sz="6"/>
+          <w:insideV w:val="single" w:color="C7D2DD" w:sz="6"/>
+        </w:tblBorders>
+      </w:tblPr>
+      <w:tblGrid>
+        <w:gridCol w:w="2800"/>
+        <w:gridCol w:w="3560"/>
+        <w:gridCol w:w="3000"/>
+      </w:tblGrid>
+      <w:tr>
+        <w:trPr>
+          <w:cantSplit/>
+          <w:tblHeader/>
+        </w:trPr>
+        <w:tc>
+          <w:tcPr>
+            <w:tcW w:type="dxa" w:w="2800"/>
+            <w:shd w:fill="EEF4F8" w:color="auto" w:val="clear"/>
+            <w:tcMar>
+              <w:top w:type="dxa" w:w="60"/>
+              <w:left w:type="dxa" w:w="100"/>
+              <w:bottom w:type="dxa" w:w="60"/>
+              <w:right w:type="dxa" w:w="100"/>
+            </w:tcMar>
+          </w:tcPr>
+          <w:p>
+            <w:pPr>
+              <w:spacing w:after="0" w:before="0"/>
+            </w:pPr>
+            <w:r>
+              <w:rPr>
+                <w:b/>
+                <w:bCs/>
+                <w:color w:val="0F2B3C"/>
+                <w:sz w:val="16"/>
+                <w:szCs w:val="16"/>
+              </w:rPr>
+              <w:t xml:space="preserve">CORE PROBLEM / GIVEN REPRESENTATION</w:t>
+            </w:r>
+          </w:p>
+        </w:tc>
+        <w:tc>
+          <w:tcPr>
+            <w:tcW w:type="dxa" w:w="3560"/>
+            <w:shd w:fill="EEF4F8" w:color="auto" w:val="clear"/>
+            <w:tcMar>
+              <w:top w:type="dxa" w:w="60"/>
+              <w:left w:type="dxa" w:w="100"/>
+              <w:bottom w:type="dxa" w:w="60"/>
+              <w:right w:type="dxa" w:w="100"/>
+            </w:tcMar>
+          </w:tcPr>
+          <w:p>
+            <w:pPr>
+              <w:spacing w:after="0" w:before="0"/>
+            </w:pPr>
+            <w:r>
+              <w:rPr>
+                <w:b/>
+                <w:bCs/>
+                <w:color w:val="0F2B3C"/>
+                <w:sz w:val="16"/>
+                <w:szCs w:val="16"/>
+              </w:rPr>
+              <w:t xml:space="preserve">WORKING SPACE / CALCULATION STEPS</w:t>
+            </w:r>
+          </w:p>
+        </w:tc>
+        <w:tc>
+          <w:tcPr>
+            <w:tcW w:type="dxa" w:w="3000"/>
+            <w:shd w:fill="FBF3E2" w:color="auto" w:val="clear"/>
+            <w:tcMar>
+              <w:top w:type="dxa" w:w="60"/>
+              <w:left w:type="dxa" w:w="100"/>
+              <w:bottom w:type="dxa" w:w="60"/>
+              <w:right w:type="dxa" w:w="100"/>
+            </w:tcMar>
+          </w:tcPr>
+          <w:p>
+            <w:pPr>
+              <w:spacing w:after="0" w:before="0"/>
+            </w:pPr>
+            <w:r>
+              <w:rPr>
+                <w:b/>
+                <w:bCs/>
+                <w:color w:val="7A5400"/>
+                <w:sz w:val="16"/>
+                <w:szCs w:val="16"/>
+              </w:rPr>
+              <w:t xml:space="preserve">EXPLAIN YOUR REASONING</w:t>
+            </w:r>
+          </w:p>
+        </w:tc>
+      </w:tr>
+      <w:tr>
+        <w:trPr>
+          <w:cantSplit/>
+        </w:trPr>
+        <w:tc>
+          <w:tcPr>
+            <w:tcW w:type="dxa" w:w="2800"/>
+            <w:tcMar>
+              <w:top w:type="dxa" w:w="80"/>
+              <w:left w:type="dxa" w:w="100"/>
+              <w:bottom w:type="dxa" w:w="80"/>
+              <w:right w:type="dxa" w:w="100"/>
+            </w:tcMar>
+            <w:vAlign w:val="top"/>
+          </w:tcPr>
+          <w:p>
+            <w:pPr>
+              <w:spacing w:after="40" w:before="0"/>
+            </w:pPr>
+            <w:r>
+              <w:rPr>
+                <w:b/>
+                <w:bCs/>
+                <w:color w:val="0F2B3C"/>
+                <w:sz w:val="20"/>
+                <w:szCs w:val="20"/>
+              </w:rPr>
+              <w:t xml:space="preserve">1.  The goal is to raise at least $500. Each car wash earns $12. What is the fewest number of cars to wash?</w:t>
+            </w:r>
+          </w:p>
+          <w:p>
+            <w:pPr>
+              <w:spacing w:after="40" w:before="0"/>
+            </w:pPr>
+            <w:r>
+              <w:rPr>
+                <w:i/>
+                <w:iCs/>
+                <w:color w:val="3F4D5C"/>
+                <w:sz w:val="20"/>
+                <w:szCs w:val="20"/>
+              </w:rPr>
+              <w:t xml:space="preserve">A. La meta es juntar por lo menos $500. Cada lavado de carro gana $12. ¿Cuál es el menor número de carros que hay que lavar?</w:t>
+            </w:r>
+          </w:p>
+        </w:tc>
+        <w:tc>
+          <w:tcPr>
+            <w:tcW w:type="dxa" w:w="3560"/>
+            <w:tcMar>
+              <w:top w:type="dxa" w:w="80"/>
+              <w:left w:type="dxa" w:w="100"/>
+              <w:bottom w:type="dxa" w:w="80"/>
+              <w:right w:type="dxa" w:w="100"/>
+            </w:tcMar>
+            <w:vAlign w:val="top"/>
+          </w:tcPr>
+          <w:p>
+            <w:pPr>
+              <w:spacing w:after="50" w:before="0"/>
+            </w:pPr>
+            <w:r>
+              <w:rPr>
+                <w:color w:val="BBBBBB"/>
+                <w:sz w:val="18"/>
+                <w:szCs w:val="18"/>
+              </w:rPr>
+              <w:t xml:space="preserve">____________________________</w:t>
+            </w:r>
+          </w:p>
+          <w:p>
+            <w:pPr>
+              <w:spacing w:after="50" w:before="0"/>
+            </w:pPr>
+            <w:r>
+              <w:rPr>
+                <w:color w:val="BBBBBB"/>
+                <w:sz w:val="18"/>
+                <w:szCs w:val="18"/>
+              </w:rPr>
+              <w:t xml:space="preserve">____________________________</w:t>
+            </w:r>
+          </w:p>
+          <w:p>
+            <w:pPr>
+              <w:spacing w:after="50" w:before="0"/>
+            </w:pPr>
+            <w:r>
+              <w:rPr>
+                <w:color w:val="BBBBBB"/>
+                <w:sz w:val="18"/>
+                <w:szCs w:val="18"/>
+              </w:rPr>
+              <w:t xml:space="preserve">____________________________</w:t>
+            </w:r>
+          </w:p>
+          <w:p>
+            <w:pPr>
+              <w:spacing w:after="50" w:before="0"/>
+            </w:pPr>
+            <w:r>
+              <w:rPr>
+                <w:color w:val="BBBBBB"/>
+                <w:sz w:val="18"/>
+                <w:szCs w:val="18"/>
+              </w:rPr>
+              <w:t xml:space="preserve">____________________________</w:t>
+            </w:r>
+          </w:p>
+        </w:tc>
+        <w:tc>
+          <w:tcPr>
+            <w:tcW w:type="dxa" w:w="3000"/>
+            <w:shd w:fill="FBF3E2" w:color="auto" w:val="clear"/>
+            <w:tcMar>
+              <w:top w:type="dxa" w:w="80"/>
+              <w:left w:type="dxa" w:w="100"/>
+              <w:bottom w:type="dxa" w:w="80"/>
+              <w:right w:type="dxa" w:w="100"/>
+            </w:tcMar>
+            <w:vAlign w:val="top"/>
+          </w:tcPr>
+          <w:p>
+            <w:pPr>
+              <w:spacing w:after="30" w:before="0"/>
+            </w:pPr>
+            <w:r>
+              <w:rPr>
+                <w:b/>
+                <w:bCs/>
+                <w:color w:val="0F2B3C"/>
+                <w:sz w:val="18"/>
+                <w:szCs w:val="18"/>
+              </w:rPr>
+              <w:t xml:space="preserve">Because... ________________</w:t>
+            </w:r>
+          </w:p>
+          <w:p>
+            <w:pPr>
+              <w:spacing w:after="50" w:before="0"/>
+            </w:pPr>
+            <w:r>
+              <w:rPr>
+                <w:color w:val="BBBBBB"/>
+                <w:sz w:val="18"/>
+                <w:szCs w:val="18"/>
+              </w:rPr>
+              <w:t xml:space="preserve">____________________________</w:t>
+            </w:r>
+          </w:p>
+          <w:p>
+            <w:pPr>
+              <w:spacing w:after="30" w:before="40"/>
+            </w:pPr>
+            <w:r>
+              <w:rPr>
+                <w:b/>
+                <w:bCs/>
+                <w:color w:val="1A6FB5"/>
+                <w:sz w:val="18"/>
+                <w:szCs w:val="18"/>
+              </w:rPr>
+              <w:t xml:space="preserve">Although... _______________</w:t>
+            </w:r>
+          </w:p>
+          <w:p>
+            <w:pPr>
+              <w:spacing w:after="50" w:before="0"/>
+            </w:pPr>
+            <w:r>
+              <w:rPr>
+                <w:color w:val="BBBBBB"/>
+                <w:sz w:val="18"/>
+                <w:szCs w:val="18"/>
+              </w:rPr>
+              <w:t xml:space="preserve">____________________________</w:t>
+            </w:r>
+          </w:p>
+          <w:p>
+            <w:pPr>
+              <w:spacing w:after="30" w:before="40"/>
+            </w:pPr>
+            <w:r>
+              <w:rPr>
+                <w:b/>
+                <w:bCs/>
+                <w:color w:val="7A5400"/>
+                <w:sz w:val="18"/>
+                <w:szCs w:val="18"/>
+              </w:rPr>
+              <w:t xml:space="preserve">Therefore... ______________</w:t>
+            </w:r>
+          </w:p>
+          <w:p>
+            <w:pPr>
+              <w:spacing w:after="50" w:before="0"/>
+            </w:pPr>
+            <w:r>
+              <w:rPr>
+                <w:color w:val="BBBBBB"/>
+                <w:sz w:val="18"/>
+                <w:szCs w:val="18"/>
+              </w:rPr>
+              <w:t xml:space="preserve">____________________________</w:t>
+            </w:r>
+          </w:p>
+        </w:tc>
+      </w:tr>
+    </w:tbl>
     <w:p>
       <w:pPr>
         <w:spacing w:after="60" w:before="0"/>
       </w:pPr>
       <w:r>
-        <w:rPr>
-          <w:i/>
-          <w:iCs/>
-          <w:color w:val="3F4D5C"/>
-          <w:sz w:val="20"/>
-          <w:szCs w:val="20"/>
-        </w:rPr>
-        <w:t xml:space="preserve">A. La meta es juntar por lo menos $500. Cada lavado de carro gana $12. ¿Cuál es el menor número de carros que hay que lavar?</w:t>
-      </w:r>
-    </w:p>
-    <w:p>
-      <w:pPr>
-        <w:spacing w:after="80" w:before="0"/>
-      </w:pPr>
-      <w:r>
-        <w:rPr>
-          <w:color w:val="BBBBBB"/>
-        </w:rPr>
-        <w:t xml:space="preserve">____________________________________________________</w:t>
-      </w:r>
-    </w:p>
-    <w:p>
-      <w:pPr>
-        <w:spacing w:after="40" w:before="0"/>
-      </w:pPr>
-      <w:r>
-        <w:rPr>
-          <w:sz w:val="22"/>
-          <w:szCs w:val="22"/>
-        </w:rPr>
-        <w:t xml:space="preserve">2.  A booth paints 6 doors each hour: d = 6h. It must paint at least 100 doors. What is the fewest number of whole hours it must run?</w:t>
-      </w:r>
-    </w:p>
+        <w:t xml:space="preserve"/>
+      </w:r>
+    </w:p>
+    <w:tbl>
+      <w:tblPr>
+        <w:tblW w:type="dxa" w:w="9360"/>
+        <w:tblBorders>
+          <w:top w:val="single" w:color="C7D2DD" w:sz="6"/>
+          <w:left w:val="single" w:color="C7D2DD" w:sz="6"/>
+          <w:bottom w:val="single" w:color="C7D2DD" w:sz="6"/>
+          <w:right w:val="single" w:color="C7D2DD" w:sz="6"/>
+          <w:insideH w:val="single" w:color="C7D2DD" w:sz="6"/>
+          <w:insideV w:val="single" w:color="C7D2DD" w:sz="6"/>
+        </w:tblBorders>
+      </w:tblPr>
+      <w:tblGrid>
+        <w:gridCol w:w="2800"/>
+        <w:gridCol w:w="3560"/>
+        <w:gridCol w:w="3000"/>
+      </w:tblGrid>
+      <w:tr>
+        <w:trPr>
+          <w:cantSplit/>
+          <w:tblHeader/>
+        </w:trPr>
+        <w:tc>
+          <w:tcPr>
+            <w:tcW w:type="dxa" w:w="2800"/>
+            <w:shd w:fill="EEF4F8" w:color="auto" w:val="clear"/>
+            <w:tcMar>
+              <w:top w:type="dxa" w:w="60"/>
+              <w:left w:type="dxa" w:w="100"/>
+              <w:bottom w:type="dxa" w:w="60"/>
+              <w:right w:type="dxa" w:w="100"/>
+            </w:tcMar>
+          </w:tcPr>
+          <w:p>
+            <w:pPr>
+              <w:spacing w:after="0" w:before="0"/>
+            </w:pPr>
+            <w:r>
+              <w:rPr>
+                <w:b/>
+                <w:bCs/>
+                <w:color w:val="0F2B3C"/>
+                <w:sz w:val="16"/>
+                <w:szCs w:val="16"/>
+              </w:rPr>
+              <w:t xml:space="preserve">CORE PROBLEM / GIVEN REPRESENTATION</w:t>
+            </w:r>
+          </w:p>
+        </w:tc>
+        <w:tc>
+          <w:tcPr>
+            <w:tcW w:type="dxa" w:w="3560"/>
+            <w:shd w:fill="EEF4F8" w:color="auto" w:val="clear"/>
+            <w:tcMar>
+              <w:top w:type="dxa" w:w="60"/>
+              <w:left w:type="dxa" w:w="100"/>
+              <w:bottom w:type="dxa" w:w="60"/>
+              <w:right w:type="dxa" w:w="100"/>
+            </w:tcMar>
+          </w:tcPr>
+          <w:p>
+            <w:pPr>
+              <w:spacing w:after="0" w:before="0"/>
+            </w:pPr>
+            <w:r>
+              <w:rPr>
+                <w:b/>
+                <w:bCs/>
+                <w:color w:val="0F2B3C"/>
+                <w:sz w:val="16"/>
+                <w:szCs w:val="16"/>
+              </w:rPr>
+              <w:t xml:space="preserve">WORKING SPACE / CALCULATION STEPS</w:t>
+            </w:r>
+          </w:p>
+        </w:tc>
+        <w:tc>
+          <w:tcPr>
+            <w:tcW w:type="dxa" w:w="3000"/>
+            <w:shd w:fill="FBF3E2" w:color="auto" w:val="clear"/>
+            <w:tcMar>
+              <w:top w:type="dxa" w:w="60"/>
+              <w:left w:type="dxa" w:w="100"/>
+              <w:bottom w:type="dxa" w:w="60"/>
+              <w:right w:type="dxa" w:w="100"/>
+            </w:tcMar>
+          </w:tcPr>
+          <w:p>
+            <w:pPr>
+              <w:spacing w:after="0" w:before="0"/>
+            </w:pPr>
+            <w:r>
+              <w:rPr>
+                <w:b/>
+                <w:bCs/>
+                <w:color w:val="7A5400"/>
+                <w:sz w:val="16"/>
+                <w:szCs w:val="16"/>
+              </w:rPr>
+              <w:t xml:space="preserve">EXPLAIN YOUR REASONING</w:t>
+            </w:r>
+          </w:p>
+        </w:tc>
+      </w:tr>
+      <w:tr>
+        <w:trPr>
+          <w:cantSplit/>
+        </w:trPr>
+        <w:tc>
+          <w:tcPr>
+            <w:tcW w:type="dxa" w:w="2800"/>
+            <w:tcMar>
+              <w:top w:type="dxa" w:w="80"/>
+              <w:left w:type="dxa" w:w="100"/>
+              <w:bottom w:type="dxa" w:w="80"/>
+              <w:right w:type="dxa" w:w="100"/>
+            </w:tcMar>
+            <w:vAlign w:val="top"/>
+          </w:tcPr>
+          <w:p>
+            <w:pPr>
+              <w:spacing w:after="40" w:before="0"/>
+            </w:pPr>
+            <w:r>
+              <w:rPr>
+                <w:b/>
+                <w:bCs/>
+                <w:color w:val="0F2B3C"/>
+                <w:sz w:val="20"/>
+                <w:szCs w:val="20"/>
+              </w:rPr>
+              <w:t xml:space="preserve">2.  A booth paints 6 doors each hour: d = 6h. It must paint at least 100 doors. What is the fewest number of whole hours it must run?</w:t>
+            </w:r>
+          </w:p>
+          <w:p>
+            <w:pPr>
+              <w:spacing w:after="40" w:before="0"/>
+            </w:pPr>
+            <w:r>
+              <w:rPr>
+                <w:i/>
+                <w:iCs/>
+                <w:color w:val="3F4D5C"/>
+                <w:sz w:val="20"/>
+                <w:szCs w:val="20"/>
+              </w:rPr>
+              <w:t xml:space="preserve">B. Un taller pinta 6 puertas cada hora: d = 6h. Debe pintar por lo menos 100 puertas. ¿Cuál es el menor número de horas completas que debe trabajar?</w:t>
+            </w:r>
+          </w:p>
+        </w:tc>
+        <w:tc>
+          <w:tcPr>
+            <w:tcW w:type="dxa" w:w="3560"/>
+            <w:tcMar>
+              <w:top w:type="dxa" w:w="80"/>
+              <w:left w:type="dxa" w:w="100"/>
+              <w:bottom w:type="dxa" w:w="80"/>
+              <w:right w:type="dxa" w:w="100"/>
+            </w:tcMar>
+            <w:vAlign w:val="top"/>
+          </w:tcPr>
+          <w:p>
+            <w:pPr>
+              <w:spacing w:after="50" w:before="0"/>
+            </w:pPr>
+            <w:r>
+              <w:rPr>
+                <w:color w:val="BBBBBB"/>
+                <w:sz w:val="18"/>
+                <w:szCs w:val="18"/>
+              </w:rPr>
+              <w:t xml:space="preserve">____________________________</w:t>
+            </w:r>
+          </w:p>
+          <w:p>
+            <w:pPr>
+              <w:spacing w:after="50" w:before="0"/>
+            </w:pPr>
+            <w:r>
+              <w:rPr>
+                <w:color w:val="BBBBBB"/>
+                <w:sz w:val="18"/>
+                <w:szCs w:val="18"/>
+              </w:rPr>
+              <w:t xml:space="preserve">____________________________</w:t>
+            </w:r>
+          </w:p>
+          <w:p>
+            <w:pPr>
+              <w:spacing w:after="50" w:before="0"/>
+            </w:pPr>
+            <w:r>
+              <w:rPr>
+                <w:color w:val="BBBBBB"/>
+                <w:sz w:val="18"/>
+                <w:szCs w:val="18"/>
+              </w:rPr>
+              <w:t xml:space="preserve">____________________________</w:t>
+            </w:r>
+          </w:p>
+          <w:p>
+            <w:pPr>
+              <w:spacing w:after="50" w:before="0"/>
+            </w:pPr>
+            <w:r>
+              <w:rPr>
+                <w:color w:val="BBBBBB"/>
+                <w:sz w:val="18"/>
+                <w:szCs w:val="18"/>
+              </w:rPr>
+              <w:t xml:space="preserve">____________________________</w:t>
+            </w:r>
+          </w:p>
+        </w:tc>
+        <w:tc>
+          <w:tcPr>
+            <w:tcW w:type="dxa" w:w="3000"/>
+            <w:shd w:fill="FBF3E2" w:color="auto" w:val="clear"/>
+            <w:tcMar>
+              <w:top w:type="dxa" w:w="80"/>
+              <w:left w:type="dxa" w:w="100"/>
+              <w:bottom w:type="dxa" w:w="80"/>
+              <w:right w:type="dxa" w:w="100"/>
+            </w:tcMar>
+            <w:vAlign w:val="top"/>
+          </w:tcPr>
+          <w:p>
+            <w:pPr>
+              <w:spacing w:after="30" w:before="0"/>
+            </w:pPr>
+            <w:r>
+              <w:rPr>
+                <w:b/>
+                <w:bCs/>
+                <w:color w:val="0F2B3C"/>
+                <w:sz w:val="18"/>
+                <w:szCs w:val="18"/>
+              </w:rPr>
+              <w:t xml:space="preserve">Because... ________________</w:t>
+            </w:r>
+          </w:p>
+          <w:p>
+            <w:pPr>
+              <w:spacing w:after="50" w:before="0"/>
+            </w:pPr>
+            <w:r>
+              <w:rPr>
+                <w:color w:val="BBBBBB"/>
+                <w:sz w:val="18"/>
+                <w:szCs w:val="18"/>
+              </w:rPr>
+              <w:t xml:space="preserve">____________________________</w:t>
+            </w:r>
+          </w:p>
+          <w:p>
+            <w:pPr>
+              <w:spacing w:after="30" w:before="40"/>
+            </w:pPr>
+            <w:r>
+              <w:rPr>
+                <w:b/>
+                <w:bCs/>
+                <w:color w:val="1A6FB5"/>
+                <w:sz w:val="18"/>
+                <w:szCs w:val="18"/>
+              </w:rPr>
+              <w:t xml:space="preserve">Although... _______________</w:t>
+            </w:r>
+          </w:p>
+          <w:p>
+            <w:pPr>
+              <w:spacing w:after="50" w:before="0"/>
+            </w:pPr>
+            <w:r>
+              <w:rPr>
+                <w:color w:val="BBBBBB"/>
+                <w:sz w:val="18"/>
+                <w:szCs w:val="18"/>
+              </w:rPr>
+              <w:t xml:space="preserve">____________________________</w:t>
+            </w:r>
+          </w:p>
+          <w:p>
+            <w:pPr>
+              <w:spacing w:after="30" w:before="40"/>
+            </w:pPr>
+            <w:r>
+              <w:rPr>
+                <w:b/>
+                <w:bCs/>
+                <w:color w:val="7A5400"/>
+                <w:sz w:val="18"/>
+                <w:szCs w:val="18"/>
+              </w:rPr>
+              <w:t xml:space="preserve">Therefore... ______________</w:t>
+            </w:r>
+          </w:p>
+          <w:p>
+            <w:pPr>
+              <w:spacing w:after="50" w:before="0"/>
+            </w:pPr>
+            <w:r>
+              <w:rPr>
+                <w:color w:val="BBBBBB"/>
+                <w:sz w:val="18"/>
+                <w:szCs w:val="18"/>
+              </w:rPr>
+              <w:t xml:space="preserve">____________________________</w:t>
+            </w:r>
+          </w:p>
+        </w:tc>
+      </w:tr>
+    </w:tbl>
     <w:p>
       <w:pPr>
         <w:spacing w:after="60" w:before="0"/>
       </w:pPr>
       <w:r>
-        <w:rPr>
-          <w:i/>
-          <w:iCs/>
-          <w:color w:val="3F4D5C"/>
-          <w:sz w:val="20"/>
-          <w:szCs w:val="20"/>
-        </w:rPr>
-        <w:t xml:space="preserve">B. Un taller pinta 6 puertas cada hora: d = 6h. Debe pintar por lo menos 100 puertas. ¿Cuál es el menor número de horas completas que debe trabajar?</w:t>
-      </w:r>
-    </w:p>
-    <w:p>
-      <w:pPr>
-        <w:spacing w:after="80" w:before="0"/>
-      </w:pPr>
-      <w:r>
-        <w:rPr>
-          <w:color w:val="BBBBBB"/>
-        </w:rPr>
-        <w:t xml:space="preserve">____________________________________________________</w:t>
-      </w:r>
-    </w:p>
-    <w:p>
-      <w:pPr>
-        <w:spacing w:after="40" w:before="0"/>
-      </w:pPr>
-      <w:r>
-        <w:rPr>
-          <w:sz w:val="22"/>
-          <w:szCs w:val="22"/>
-        </w:rPr>
-        <w:t xml:space="preserve">3.  Cupcakes cost $2.50 each: c = 2.5n. Yelina has $110. How many cupcakes can she buy?</w:t>
-      </w:r>
-    </w:p>
+        <w:t xml:space="preserve"/>
+      </w:r>
+    </w:p>
+    <w:tbl>
+      <w:tblPr>
+        <w:tblW w:type="dxa" w:w="9360"/>
+        <w:tblBorders>
+          <w:top w:val="single" w:color="C7D2DD" w:sz="6"/>
+          <w:left w:val="single" w:color="C7D2DD" w:sz="6"/>
+          <w:bottom w:val="single" w:color="C7D2DD" w:sz="6"/>
+          <w:right w:val="single" w:color="C7D2DD" w:sz="6"/>
+          <w:insideH w:val="single" w:color="C7D2DD" w:sz="6"/>
+          <w:insideV w:val="single" w:color="C7D2DD" w:sz="6"/>
+        </w:tblBorders>
+      </w:tblPr>
+      <w:tblGrid>
+        <w:gridCol w:w="2800"/>
+        <w:gridCol w:w="3560"/>
+        <w:gridCol w:w="3000"/>
+      </w:tblGrid>
+      <w:tr>
+        <w:trPr>
+          <w:cantSplit/>
+          <w:tblHeader/>
+        </w:trPr>
+        <w:tc>
+          <w:tcPr>
+            <w:tcW w:type="dxa" w:w="2800"/>
+            <w:shd w:fill="EEF4F8" w:color="auto" w:val="clear"/>
+            <w:tcMar>
+              <w:top w:type="dxa" w:w="60"/>
+              <w:left w:type="dxa" w:w="100"/>
+              <w:bottom w:type="dxa" w:w="60"/>
+              <w:right w:type="dxa" w:w="100"/>
+            </w:tcMar>
+          </w:tcPr>
+          <w:p>
+            <w:pPr>
+              <w:spacing w:after="0" w:before="0"/>
+            </w:pPr>
+            <w:r>
+              <w:rPr>
+                <w:b/>
+                <w:bCs/>
+                <w:color w:val="0F2B3C"/>
+                <w:sz w:val="16"/>
+                <w:szCs w:val="16"/>
+              </w:rPr>
+              <w:t xml:space="preserve">CORE PROBLEM / GIVEN REPRESENTATION</w:t>
+            </w:r>
+          </w:p>
+        </w:tc>
+        <w:tc>
+          <w:tcPr>
+            <w:tcW w:type="dxa" w:w="3560"/>
+            <w:shd w:fill="EEF4F8" w:color="auto" w:val="clear"/>
+            <w:tcMar>
+              <w:top w:type="dxa" w:w="60"/>
+              <w:left w:type="dxa" w:w="100"/>
+              <w:bottom w:type="dxa" w:w="60"/>
+              <w:right w:type="dxa" w:w="100"/>
+            </w:tcMar>
+          </w:tcPr>
+          <w:p>
+            <w:pPr>
+              <w:spacing w:after="0" w:before="0"/>
+            </w:pPr>
+            <w:r>
+              <w:rPr>
+                <w:b/>
+                <w:bCs/>
+                <w:color w:val="0F2B3C"/>
+                <w:sz w:val="16"/>
+                <w:szCs w:val="16"/>
+              </w:rPr>
+              <w:t xml:space="preserve">WORKING SPACE / CALCULATION STEPS</w:t>
+            </w:r>
+          </w:p>
+        </w:tc>
+        <w:tc>
+          <w:tcPr>
+            <w:tcW w:type="dxa" w:w="3000"/>
+            <w:shd w:fill="FBF3E2" w:color="auto" w:val="clear"/>
+            <w:tcMar>
+              <w:top w:type="dxa" w:w="60"/>
+              <w:left w:type="dxa" w:w="100"/>
+              <w:bottom w:type="dxa" w:w="60"/>
+              <w:right w:type="dxa" w:w="100"/>
+            </w:tcMar>
+          </w:tcPr>
+          <w:p>
+            <w:pPr>
+              <w:spacing w:after="0" w:before="0"/>
+            </w:pPr>
+            <w:r>
+              <w:rPr>
+                <w:b/>
+                <w:bCs/>
+                <w:color w:val="7A5400"/>
+                <w:sz w:val="16"/>
+                <w:szCs w:val="16"/>
+              </w:rPr>
+              <w:t xml:space="preserve">EXPLAIN YOUR REASONING</w:t>
+            </w:r>
+          </w:p>
+        </w:tc>
+      </w:tr>
+      <w:tr>
+        <w:trPr>
+          <w:cantSplit/>
+        </w:trPr>
+        <w:tc>
+          <w:tcPr>
+            <w:tcW w:type="dxa" w:w="2800"/>
+            <w:tcMar>
+              <w:top w:type="dxa" w:w="80"/>
+              <w:left w:type="dxa" w:w="100"/>
+              <w:bottom w:type="dxa" w:w="80"/>
+              <w:right w:type="dxa" w:w="100"/>
+            </w:tcMar>
+            <w:vAlign w:val="top"/>
+          </w:tcPr>
+          <w:p>
+            <w:pPr>
+              <w:spacing w:after="40" w:before="0"/>
+            </w:pPr>
+            <w:r>
+              <w:rPr>
+                <w:b/>
+                <w:bCs/>
+                <w:color w:val="0F2B3C"/>
+                <w:sz w:val="20"/>
+                <w:szCs w:val="20"/>
+              </w:rPr>
+              <w:t xml:space="preserve">3.  Cupcakes cost $2.50 each: c = 2.5n. Yelina has $110. How many cupcakes can she buy?</w:t>
+            </w:r>
+          </w:p>
+          <w:p>
+            <w:pPr>
+              <w:spacing w:after="40" w:before="0"/>
+            </w:pPr>
+            <w:r>
+              <w:rPr>
+                <w:i/>
+                <w:iCs/>
+                <w:color w:val="3F4D5C"/>
+                <w:sz w:val="20"/>
+                <w:szCs w:val="20"/>
+              </w:rPr>
+              <w:t xml:space="preserve">C. Los panquecitos cuestan $2.50 cada uno: c = 2.5n. Yelina tiene $110. ¿Cuántos panquecitos puede comprar?</w:t>
+            </w:r>
+          </w:p>
+          <w:p>
+            <w:pPr>
+              <w:spacing w:after="0" w:before="0"/>
+            </w:pPr>
+            <w:r>
+              <w:rPr>
+                <w:color w:val="5E6E7E"/>
+                <w:sz w:val="18"/>
+                <w:szCs w:val="18"/>
+              </w:rPr>
+              <w:t xml:space="preserve">Choices: 44   /   275   /   107.5   /   55</w:t>
+            </w:r>
+          </w:p>
+        </w:tc>
+        <w:tc>
+          <w:tcPr>
+            <w:tcW w:type="dxa" w:w="3560"/>
+            <w:tcMar>
+              <w:top w:type="dxa" w:w="80"/>
+              <w:left w:type="dxa" w:w="100"/>
+              <w:bottom w:type="dxa" w:w="80"/>
+              <w:right w:type="dxa" w:w="100"/>
+            </w:tcMar>
+            <w:vAlign w:val="top"/>
+          </w:tcPr>
+          <w:p>
+            <w:pPr>
+              <w:spacing w:after="50" w:before="0"/>
+            </w:pPr>
+            <w:r>
+              <w:rPr>
+                <w:color w:val="BBBBBB"/>
+                <w:sz w:val="18"/>
+                <w:szCs w:val="18"/>
+              </w:rPr>
+              <w:t xml:space="preserve">____________________________</w:t>
+            </w:r>
+          </w:p>
+          <w:p>
+            <w:pPr>
+              <w:spacing w:after="50" w:before="0"/>
+            </w:pPr>
+            <w:r>
+              <w:rPr>
+                <w:color w:val="BBBBBB"/>
+                <w:sz w:val="18"/>
+                <w:szCs w:val="18"/>
+              </w:rPr>
+              <w:t xml:space="preserve">____________________________</w:t>
+            </w:r>
+          </w:p>
+          <w:p>
+            <w:pPr>
+              <w:spacing w:after="50" w:before="0"/>
+            </w:pPr>
+            <w:r>
+              <w:rPr>
+                <w:color w:val="BBBBBB"/>
+                <w:sz w:val="18"/>
+                <w:szCs w:val="18"/>
+              </w:rPr>
+              <w:t xml:space="preserve">____________________________</w:t>
+            </w:r>
+          </w:p>
+          <w:p>
+            <w:pPr>
+              <w:spacing w:after="50" w:before="0"/>
+            </w:pPr>
+            <w:r>
+              <w:rPr>
+                <w:color w:val="BBBBBB"/>
+                <w:sz w:val="18"/>
+                <w:szCs w:val="18"/>
+              </w:rPr>
+              <w:t xml:space="preserve">____________________________</w:t>
+            </w:r>
+          </w:p>
+        </w:tc>
+        <w:tc>
+          <w:tcPr>
+            <w:tcW w:type="dxa" w:w="3000"/>
+            <w:shd w:fill="FBF3E2" w:color="auto" w:val="clear"/>
+            <w:tcMar>
+              <w:top w:type="dxa" w:w="80"/>
+              <w:left w:type="dxa" w:w="100"/>
+              <w:bottom w:type="dxa" w:w="80"/>
+              <w:right w:type="dxa" w:w="100"/>
+            </w:tcMar>
+            <w:vAlign w:val="top"/>
+          </w:tcPr>
+          <w:p>
+            <w:pPr>
+              <w:spacing w:after="30" w:before="0"/>
+            </w:pPr>
+            <w:r>
+              <w:rPr>
+                <w:b/>
+                <w:bCs/>
+                <w:color w:val="0F2B3C"/>
+                <w:sz w:val="18"/>
+                <w:szCs w:val="18"/>
+              </w:rPr>
+              <w:t xml:space="preserve">Because... ________________</w:t>
+            </w:r>
+          </w:p>
+          <w:p>
+            <w:pPr>
+              <w:spacing w:after="50" w:before="0"/>
+            </w:pPr>
+            <w:r>
+              <w:rPr>
+                <w:color w:val="BBBBBB"/>
+                <w:sz w:val="18"/>
+                <w:szCs w:val="18"/>
+              </w:rPr>
+              <w:t xml:space="preserve">____________________________</w:t>
+            </w:r>
+          </w:p>
+          <w:p>
+            <w:pPr>
+              <w:spacing w:after="30" w:before="40"/>
+            </w:pPr>
+            <w:r>
+              <w:rPr>
+                <w:b/>
+                <w:bCs/>
+                <w:color w:val="1A6FB5"/>
+                <w:sz w:val="18"/>
+                <w:szCs w:val="18"/>
+              </w:rPr>
+              <w:t xml:space="preserve">Although... _______________</w:t>
+            </w:r>
+          </w:p>
+          <w:p>
+            <w:pPr>
+              <w:spacing w:after="50" w:before="0"/>
+            </w:pPr>
+            <w:r>
+              <w:rPr>
+                <w:color w:val="BBBBBB"/>
+                <w:sz w:val="18"/>
+                <w:szCs w:val="18"/>
+              </w:rPr>
+              <w:t xml:space="preserve">____________________________</w:t>
+            </w:r>
+          </w:p>
+          <w:p>
+            <w:pPr>
+              <w:spacing w:after="30" w:before="40"/>
+            </w:pPr>
+            <w:r>
+              <w:rPr>
+                <w:b/>
+                <w:bCs/>
+                <w:color w:val="7A5400"/>
+                <w:sz w:val="18"/>
+                <w:szCs w:val="18"/>
+              </w:rPr>
+              <w:t xml:space="preserve">Therefore... ______________</w:t>
+            </w:r>
+          </w:p>
+          <w:p>
+            <w:pPr>
+              <w:spacing w:after="50" w:before="0"/>
+            </w:pPr>
+            <w:r>
+              <w:rPr>
+                <w:color w:val="BBBBBB"/>
+                <w:sz w:val="18"/>
+                <w:szCs w:val="18"/>
+              </w:rPr>
+              <w:t xml:space="preserve">____________________________</w:t>
+            </w:r>
+          </w:p>
+        </w:tc>
+      </w:tr>
+    </w:tbl>
     <w:p>
       <w:pPr>
         <w:spacing w:after="60" w:before="0"/>
       </w:pPr>
       <w:r>
-        <w:rPr>
-          <w:i/>
-          <w:iCs/>
-          <w:color w:val="3F4D5C"/>
-          <w:sz w:val="20"/>
-          <w:szCs w:val="20"/>
-        </w:rPr>
-        <w:t xml:space="preserve">C. Los panquecitos cuestan $2.50 cada uno: c = 2.5n. Yelina tiene $110. ¿Cuántos panquecitos puede comprar?</w:t>
-      </w:r>
-    </w:p>
-    <w:p>
-      <w:pPr>
-        <w:spacing w:after="40" w:before="0"/>
-      </w:pPr>
-      <w:r>
-        <w:rPr>
-          <w:color w:val="5E6E7E"/>
-          <w:sz w:val="20"/>
-          <w:szCs w:val="20"/>
-        </w:rPr>
-        <w:t xml:space="preserve">     choices: 44   /   275   /   107.5   /   55</w:t>
-      </w:r>
-    </w:p>
-    <w:p>
-      <w:pPr>
-        <w:spacing w:after="80" w:before="0"/>
-      </w:pPr>
-      <w:r>
-        <w:rPr>
-          <w:color w:val="BBBBBB"/>
-        </w:rPr>
-        <w:t xml:space="preserve">____________________________________________________</w:t>
+        <w:t xml:space="preserve"/>
       </w:r>
     </w:p>
     <w:p>
@@ -704,6 +4503,141 @@
         <w:t xml:space="preserve">____________________________________________________</w:t>
       </w:r>
     </w:p>
+    <w:tbl>
+      <w:tblPr>
+        <w:tblW w:type="dxa" w:w="9360"/>
+        <w:tblBorders>
+          <w:top w:val="single" w:color="C7D2DD" w:sz="6"/>
+          <w:left w:val="single" w:color="C7D2DD" w:sz="6"/>
+          <w:bottom w:val="single" w:color="C7D2DD" w:sz="6"/>
+          <w:right w:val="single" w:color="C7D2DD" w:sz="6"/>
+          <w:insideH w:val="single" w:color="C7D2DD" w:sz="6"/>
+          <w:insideV w:val="single" w:color="C7D2DD" w:sz="6"/>
+        </w:tblBorders>
+      </w:tblPr>
+      <w:tblGrid>
+        <w:gridCol w:w="3120"/>
+        <w:gridCol w:w="3120"/>
+        <w:gridCol w:w="3120"/>
+      </w:tblGrid>
+      <w:tr>
+        <w:trPr>
+          <w:cantSplit/>
+          <w:tblHeader/>
+        </w:trPr>
+        <w:tc>
+          <w:tcPr>
+            <w:tcW w:type="dxa" w:w="9360"/>
+            <w:gridSpan w:val="3"/>
+            <w:shd w:fill="EEF4F8" w:color="auto" w:val="clear"/>
+            <w:tcMar>
+              <w:top w:type="dxa" w:w="60"/>
+              <w:left w:type="dxa" w:w="100"/>
+              <w:bottom w:type="dxa" w:w="60"/>
+              <w:right w:type="dxa" w:w="100"/>
+            </w:tcMar>
+          </w:tcPr>
+          <w:p>
+            <w:pPr>
+              <w:spacing w:after="0" w:before="0"/>
+            </w:pPr>
+            <w:r>
+              <w:rPr>
+                <w:b/>
+                <w:bCs/>
+                <w:color w:val="0F2B3C"/>
+                <w:sz w:val="18"/>
+                <w:szCs w:val="18"/>
+              </w:rPr>
+              <w:t xml:space="preserve">EXIT CHECK · 3-POINT SELF-ASSESSMENT CHECKLIST</w:t>
+            </w:r>
+          </w:p>
+        </w:tc>
+      </w:tr>
+      <w:tr>
+        <w:trPr>
+          <w:cantSplit/>
+        </w:trPr>
+        <w:tc>
+          <w:tcPr>
+            <w:tcW w:type="dxa" w:w="3120"/>
+            <w:tcMar>
+              <w:top w:type="dxa" w:w="80"/>
+              <w:left w:type="dxa" w:w="100"/>
+              <w:bottom w:type="dxa" w:w="80"/>
+              <w:right w:type="dxa" w:w="100"/>
+            </w:tcMar>
+          </w:tcPr>
+          <w:p>
+            <w:pPr>
+              <w:spacing w:after="0" w:before="0"/>
+            </w:pPr>
+            <w:r>
+              <w:rPr>
+                <w:b/>
+                <w:bCs/>
+                <w:color w:val="0F2B3C"/>
+                <w:sz w:val="18"/>
+                <w:szCs w:val="18"/>
+              </w:rPr>
+              <w:t xml:space="preserve">☐ 1. Units &amp; Labels Verified</w:t>
+            </w:r>
+          </w:p>
+        </w:tc>
+        <w:tc>
+          <w:tcPr>
+            <w:tcW w:type="dxa" w:w="3120"/>
+            <w:tcMar>
+              <w:top w:type="dxa" w:w="80"/>
+              <w:left w:type="dxa" w:w="100"/>
+              <w:bottom w:type="dxa" w:w="80"/>
+              <w:right w:type="dxa" w:w="100"/>
+            </w:tcMar>
+          </w:tcPr>
+          <w:p>
+            <w:pPr>
+              <w:spacing w:after="0" w:before="0"/>
+            </w:pPr>
+            <w:r>
+              <w:rPr>
+                <w:b/>
+                <w:bCs/>
+                <w:color w:val="0F2B3C"/>
+                <w:sz w:val="18"/>
+                <w:szCs w:val="18"/>
+              </w:rPr>
+              <w:t xml:space="preserve">☐ 2. Reasoning Stated (Because / Although / Therefore)</w:t>
+            </w:r>
+          </w:p>
+        </w:tc>
+        <w:tc>
+          <w:tcPr>
+            <w:tcW w:type="dxa" w:w="3120"/>
+            <w:tcMar>
+              <w:top w:type="dxa" w:w="80"/>
+              <w:left w:type="dxa" w:w="100"/>
+              <w:bottom w:type="dxa" w:w="80"/>
+              <w:right w:type="dxa" w:w="100"/>
+            </w:tcMar>
+          </w:tcPr>
+          <w:p>
+            <w:pPr>
+              <w:spacing w:after="0" w:before="0"/>
+            </w:pPr>
+            <w:r>
+              <w:rPr>
+                <w:b/>
+                <w:bCs/>
+                <w:color w:val="0F2B3C"/>
+                <w:sz w:val="18"/>
+                <w:szCs w:val="18"/>
+              </w:rPr>
+              <w:t xml:space="preserve">☐ 3. Calculations Double-Checked</w:t>
+            </w:r>
+          </w:p>
+        </w:tc>
+      </w:tr>
+    </w:tbl>
     <w:p>
       <w:pPr>
         <w:spacing w:after="60" w:before="120"/>
